--- a/class11w.docx
+++ b/class11w.docx
@@ -1600,7 +1600,7 @@
     </w:p>
     <w:bookmarkEnd w:id="21"/>
     <w:bookmarkEnd w:id="22"/>
-    <w:bookmarkStart w:id="171" w:name="Xb54527af77f29f420d45289a31486a935e6ff9d"/>
+    <w:bookmarkStart w:id="82" w:name="Xb54527af77f29f420d45289a31486a935e6ff9d"/>
     <w:p>
       <w:pPr>
         <w:pStyle w:val="Heading1"/>
@@ -3907,7 +3907,17 @@
       </w:r>
     </w:p>
     <w:bookmarkEnd w:id="81"/>
-    <w:bookmarkStart w:id="94" w:name="unfortunately"/>
+    <w:bookmarkEnd w:id="82"/>
+    <w:bookmarkStart w:id="172" w:name="standing-break"/>
+    <w:p>
+      <w:pPr>
+        <w:pStyle w:val="Heading1"/>
+      </w:pPr>
+      <w:r>
+        <w:t xml:space="preserve">Standing Break</w:t>
+      </w:r>
+    </w:p>
+    <w:bookmarkStart w:id="95" w:name="unfortunately"/>
     <w:p>
       <w:pPr>
         <w:pStyle w:val="Heading2"/>
@@ -3952,18 +3962,18 @@
           <wp:inline>
             <wp:extent cx="5334000" cy="4858043"/>
             <wp:effectExtent b="0" l="0" r="0" t="0"/>
-            <wp:docPr descr="" title="" id="83" name="Picture"/>
+            <wp:docPr descr="" title="" id="84" name="Picture"/>
             <a:graphic>
               <a:graphicData uri="http://schemas.openxmlformats.org/drawingml/2006/picture">
                 <pic:pic>
                   <pic:nvPicPr>
-                    <pic:cNvPr descr="c11/images/alonso1.png" id="84" name="Picture"/>
+                    <pic:cNvPr descr="c11/images/alonso1.png" id="85" name="Picture"/>
                     <pic:cNvPicPr>
                       <a:picLocks noChangeArrowheads="1" noChangeAspect="1"/>
                     </pic:cNvPicPr>
                   </pic:nvPicPr>
                   <pic:blipFill>
-                    <a:blip r:embed="rId82"/>
+                    <a:blip r:embed="rId83"/>
                     <a:stretch>
                       <a:fillRect/>
                     </a:stretch>
@@ -4006,18 +4016,18 @@
           <wp:inline>
             <wp:extent cx="5867400" cy="3300412"/>
             <wp:effectExtent b="0" l="0" r="0" t="0"/>
-            <wp:docPr descr="" title="" id="86" name="Picture"/>
+            <wp:docPr descr="" title="" id="87" name="Picture"/>
             <a:graphic>
               <a:graphicData uri="http://schemas.openxmlformats.org/drawingml/2006/picture">
                 <pic:pic>
                   <pic:nvPicPr>
-                    <pic:cNvPr descr="c11/images/jaha2017.jpg" id="87" name="Picture"/>
+                    <pic:cNvPr descr="c11/images/jaha2017.jpg" id="88" name="Picture"/>
                     <pic:cNvPicPr>
                       <a:picLocks noChangeArrowheads="1" noChangeAspect="1"/>
                     </pic:cNvPicPr>
                   </pic:nvPicPr>
                   <pic:blipFill>
-                    <a:blip r:embed="rId85"/>
+                    <a:blip r:embed="rId86"/>
                     <a:stretch>
                       <a:fillRect/>
                     </a:stretch>
@@ -4060,18 +4070,18 @@
           <wp:inline>
             <wp:extent cx="6400800" cy="3257892"/>
             <wp:effectExtent b="0" l="0" r="0" t="0"/>
-            <wp:docPr descr="" title="" id="89" name="Picture"/>
+            <wp:docPr descr="" title="" id="90" name="Picture"/>
             <a:graphic>
               <a:graphicData uri="http://schemas.openxmlformats.org/drawingml/2006/picture">
                 <pic:pic>
                   <pic:nvPicPr>
-                    <pic:cNvPr descr="c11/images/babyak1.png" id="90" name="Picture"/>
+                    <pic:cNvPr descr="c11/images/babyak1.png" id="91" name="Picture"/>
                     <pic:cNvPicPr>
                       <a:picLocks noChangeArrowheads="1" noChangeAspect="1"/>
                     </pic:cNvPicPr>
                   </pic:nvPicPr>
                   <pic:blipFill>
-                    <a:blip r:embed="rId88"/>
+                    <a:blip r:embed="rId89"/>
                     <a:stretch>
                       <a:fillRect/>
                     </a:stretch>
@@ -4114,18 +4124,18 @@
           <wp:inline>
             <wp:extent cx="6246795" cy="2849077"/>
             <wp:effectExtent b="0" l="0" r="0" t="0"/>
-            <wp:docPr descr="" title="" id="92" name="Picture"/>
+            <wp:docPr descr="" title="" id="93" name="Picture"/>
             <a:graphic>
               <a:graphicData uri="http://schemas.openxmlformats.org/drawingml/2006/picture">
                 <pic:pic>
                   <pic:nvPicPr>
-                    <pic:cNvPr descr="c11/images/rothman1.png" id="93" name="Picture"/>
+                    <pic:cNvPr descr="c11/images/rothman1.png" id="94" name="Picture"/>
                     <pic:cNvPicPr>
                       <a:picLocks noChangeArrowheads="1" noChangeAspect="1"/>
                     </pic:cNvPicPr>
                   </pic:nvPicPr>
                   <pic:blipFill>
-                    <a:blip r:embed="rId91"/>
+                    <a:blip r:embed="rId92"/>
                     <a:stretch>
                       <a:fillRect/>
                     </a:stretch>
@@ -4152,8 +4162,8 @@
         </w:drawing>
       </w:r>
     </w:p>
-    <w:bookmarkEnd w:id="94"/>
-    <w:bookmarkStart w:id="95" w:name="george-cobbs-questions"/>
+    <w:bookmarkEnd w:id="95"/>
+    <w:bookmarkStart w:id="96" w:name="george-cobbs-questions"/>
     <w:p>
       <w:pPr>
         <w:pStyle w:val="Heading2"/>
@@ -4250,8 +4260,8 @@
         <w:t xml:space="preserve">A: Because that’s what they were taught in college or grad school.</w:t>
       </w:r>
     </w:p>
-    <w:bookmarkEnd w:id="95"/>
-    <w:bookmarkStart w:id="97" w:name="researcher-degrees-of-freedom-1"/>
+    <w:bookmarkEnd w:id="96"/>
+    <w:bookmarkStart w:id="98" w:name="researcher-degrees-of-freedom-1"/>
     <w:p>
       <w:pPr>
         <w:pStyle w:val="Heading2"/>
@@ -4312,7 +4322,7 @@
       <w:pPr>
         <w:pStyle w:val="FirstParagraph"/>
       </w:pPr>
-      <w:hyperlink r:id="rId96">
+      <w:hyperlink r:id="rId97">
         <w:r>
           <w:rPr>
             <w:rStyle w:val="Hyperlink"/>
@@ -4321,8 +4331,8 @@
         </w:r>
       </w:hyperlink>
     </w:p>
-    <w:bookmarkEnd w:id="97"/>
-    <w:bookmarkStart w:id="99" w:name="researcher-degrees-of-freedom-2"/>
+    <w:bookmarkEnd w:id="98"/>
+    <w:bookmarkStart w:id="100" w:name="researcher-degrees-of-freedom-2"/>
     <w:p>
       <w:pPr>
         <w:pStyle w:val="Heading2"/>
@@ -4364,7 +4374,7 @@
       <w:r>
         <w:t xml:space="preserve"> </w:t>
       </w:r>
-      <w:hyperlink r:id="rId98">
+      <w:hyperlink r:id="rId99">
         <w:r>
           <w:rPr>
             <w:rStyle w:val="Hyperlink"/>
@@ -4390,7 +4400,7 @@
           <w:numId w:val="1030"/>
         </w:numPr>
       </w:pPr>
-      <w:hyperlink r:id="rId96">
+      <w:hyperlink r:id="rId97">
         <w:r>
           <w:rPr>
             <w:rStyle w:val="Hyperlink"/>
@@ -4405,8 +4415,8 @@
         <w:t xml:space="preserve">and others, defining the term.</w:t>
       </w:r>
     </w:p>
-    <w:bookmarkEnd w:id="99"/>
-    <w:bookmarkStart w:id="101" w:name="and-this-is-really-hard-to-deal-with"/>
+    <w:bookmarkEnd w:id="100"/>
+    <w:bookmarkStart w:id="102" w:name="and-this-is-really-hard-to-deal-with"/>
     <w:p>
       <w:pPr>
         <w:pStyle w:val="Heading2"/>
@@ -4500,7 +4510,7 @@
           <w:numId w:val="1031"/>
         </w:numPr>
       </w:pPr>
-      <w:hyperlink r:id="rId100">
+      <w:hyperlink r:id="rId101">
         <w:r>
           <w:rPr>
             <w:rStyle w:val="Hyperlink"/>
@@ -4509,8 +4519,8 @@
         </w:r>
       </w:hyperlink>
     </w:p>
-    <w:bookmarkEnd w:id="101"/>
-    <w:bookmarkStart w:id="104" w:name="abandon-statistical-significance"/>
+    <w:bookmarkEnd w:id="102"/>
+    <w:bookmarkStart w:id="105" w:name="abandon-statistical-significance"/>
     <w:p>
       <w:pPr>
         <w:pStyle w:val="Heading2"/>
@@ -4529,7 +4539,7 @@
       <w:r>
         <w:t xml:space="preserve"> </w:t>
       </w:r>
-      <w:hyperlink r:id="rId102">
+      <w:hyperlink r:id="rId103">
         <w:r>
           <w:rPr>
             <w:rStyle w:val="Hyperlink"/>
@@ -4577,7 +4587,7 @@
       <w:r>
         <w:t xml:space="preserve"> </w:t>
       </w:r>
-      <w:hyperlink r:id="rId103">
+      <w:hyperlink r:id="rId104">
         <w:r>
           <w:rPr>
             <w:rStyle w:val="Hyperlink"/>
@@ -4586,8 +4596,8 @@
         </w:r>
       </w:hyperlink>
     </w:p>
-    <w:bookmarkEnd w:id="104"/>
-    <w:bookmarkStart w:id="108" w:name="jama-2018-04-10"/>
+    <w:bookmarkEnd w:id="105"/>
+    <w:bookmarkStart w:id="109" w:name="jama-2018-04-10"/>
     <w:p>
       <w:pPr>
         <w:pStyle w:val="Heading2"/>
@@ -4605,18 +4615,18 @@
           <wp:inline>
             <wp:extent cx="5334000" cy="3315092"/>
             <wp:effectExtent b="0" l="0" r="0" t="0"/>
-            <wp:docPr descr="" title="" id="106" name="Picture"/>
+            <wp:docPr descr="" title="" id="107" name="Picture"/>
             <a:graphic>
               <a:graphicData uri="http://schemas.openxmlformats.org/drawingml/2006/picture">
                 <pic:pic>
                   <pic:nvPicPr>
-                    <pic:cNvPr descr="c11/images/Ioannidis2018.png" id="107" name="Picture"/>
+                    <pic:cNvPr descr="c11/images/Ioannidis2018.png" id="108" name="Picture"/>
                     <pic:cNvPicPr>
                       <a:picLocks noChangeArrowheads="1" noChangeAspect="1"/>
                     </pic:cNvPicPr>
                   </pic:nvPicPr>
                   <pic:blipFill>
-                    <a:blip r:embed="rId105"/>
+                    <a:blip r:embed="rId106"/>
                     <a:stretch>
                       <a:fillRect/>
                     </a:stretch>
@@ -4643,8 +4653,8 @@
         </w:drawing>
       </w:r>
     </w:p>
-    <w:bookmarkEnd w:id="108"/>
-    <w:bookmarkStart w:id="112" w:name="blume-et-al.-plos-one-2018-133-e0188299"/>
+    <w:bookmarkEnd w:id="109"/>
+    <w:bookmarkStart w:id="113" w:name="blume-et-al.-plos-one-2018-133-e0188299"/>
     <w:p>
       <w:pPr>
         <w:pStyle w:val="Heading2"/>
@@ -4662,18 +4672,18 @@
           <wp:inline>
             <wp:extent cx="5334000" cy="1705397"/>
             <wp:effectExtent b="0" l="0" r="0" t="0"/>
-            <wp:docPr descr="" title="" id="110" name="Picture"/>
+            <wp:docPr descr="" title="" id="111" name="Picture"/>
             <a:graphic>
               <a:graphicData uri="http://schemas.openxmlformats.org/drawingml/2006/picture">
                 <pic:pic>
                   <pic:nvPicPr>
-                    <pic:cNvPr descr="c11/images/blume.png" id="111" name="Picture"/>
+                    <pic:cNvPr descr="c11/images/blume.png" id="112" name="Picture"/>
                     <pic:cNvPicPr>
                       <a:picLocks noChangeArrowheads="1" noChangeAspect="1"/>
                     </pic:cNvPicPr>
                   </pic:nvPicPr>
                   <pic:blipFill>
-                    <a:blip r:embed="rId109"/>
+                    <a:blip r:embed="rId110"/>
                     <a:stretch>
                       <a:fillRect/>
                     </a:stretch>
@@ -4700,8 +4710,8 @@
         </w:drawing>
       </w:r>
     </w:p>
-    <w:bookmarkEnd w:id="112"/>
-    <w:bookmarkStart w:id="116" w:name="second-generation-p-values"/>
+    <w:bookmarkEnd w:id="113"/>
+    <w:bookmarkStart w:id="117" w:name="second-generation-p-values"/>
     <w:p>
       <w:pPr>
         <w:pStyle w:val="Heading2"/>
@@ -4735,18 +4745,18 @@
           <wp:inline>
             <wp:extent cx="5334000" cy="2991797"/>
             <wp:effectExtent b="0" l="0" r="0" t="0"/>
-            <wp:docPr descr="" title="" id="114" name="Picture"/>
+            <wp:docPr descr="" title="" id="115" name="Picture"/>
             <a:graphic>
               <a:graphicData uri="http://schemas.openxmlformats.org/drawingml/2006/picture">
                 <pic:pic>
                   <pic:nvPicPr>
-                    <pic:cNvPr descr="c11/images/blume2.png" id="115" name="Picture"/>
+                    <pic:cNvPr descr="c11/images/blume2.png" id="116" name="Picture"/>
                     <pic:cNvPicPr>
                       <a:picLocks noChangeArrowheads="1" noChangeAspect="1"/>
                     </pic:cNvPicPr>
                   </pic:nvPicPr>
                   <pic:blipFill>
-                    <a:blip r:embed="rId113"/>
+                    <a:blip r:embed="rId114"/>
                     <a:stretch>
                       <a:fillRect/>
                     </a:stretch>
@@ -4773,8 +4783,8 @@
         </w:drawing>
       </w:r>
     </w:p>
-    <w:bookmarkEnd w:id="116"/>
-    <w:bookmarkStart w:id="120" w:name="Xf75f71cd24cfc48c4e06d52ae6cbaf569788336"/>
+    <w:bookmarkEnd w:id="117"/>
+    <w:bookmarkStart w:id="121" w:name="Xf75f71cd24cfc48c4e06d52ae6cbaf569788336"/>
     <w:p>
       <w:pPr>
         <w:pStyle w:val="Heading2"/>
@@ -4802,18 +4812,18 @@
           <wp:inline>
             <wp:extent cx="5334000" cy="1698224"/>
             <wp:effectExtent b="0" l="0" r="0" t="0"/>
-            <wp:docPr descr="" title="" id="118" name="Picture"/>
+            <wp:docPr descr="" title="" id="119" name="Picture"/>
             <a:graphic>
               <a:graphicData uri="http://schemas.openxmlformats.org/drawingml/2006/picture">
                 <pic:pic>
                   <pic:nvPicPr>
-                    <pic:cNvPr descr="c11/images/nature.png" id="119" name="Picture"/>
+                    <pic:cNvPr descr="c11/images/nature.png" id="120" name="Picture"/>
                     <pic:cNvPicPr>
                       <a:picLocks noChangeArrowheads="1" noChangeAspect="1"/>
                     </pic:cNvPicPr>
                   </pic:nvPicPr>
                   <pic:blipFill>
-                    <a:blip r:embed="rId117"/>
+                    <a:blip r:embed="rId118"/>
                     <a:stretch>
                       <a:fillRect/>
                     </a:stretch>
@@ -4840,8 +4850,8 @@
         </w:drawing>
       </w:r>
     </w:p>
-    <w:bookmarkEnd w:id="120"/>
-    <w:bookmarkStart w:id="121" w:name="ok-so-what-should-we-do"/>
+    <w:bookmarkEnd w:id="121"/>
+    <w:bookmarkStart w:id="122" w:name="ok-so-what-should-we-do"/>
     <w:p>
       <w:pPr>
         <w:pStyle w:val="Heading2"/>
@@ -5005,8 +5015,8 @@
         <w:t xml:space="preserve">in Section 7 of the main editorial, too.</w:t>
       </w:r>
     </w:p>
-    <w:bookmarkEnd w:id="121"/>
-    <w:bookmarkStart w:id="125" w:name="X9dc682dc00b99fafe0d7a4792e31aab3bba5d96"/>
+    <w:bookmarkEnd w:id="122"/>
+    <w:bookmarkStart w:id="126" w:name="X9dc682dc00b99fafe0d7a4792e31aab3bba5d96"/>
     <w:p>
       <w:pPr>
         <w:pStyle w:val="Heading2"/>
@@ -5024,18 +5034,18 @@
           <wp:inline>
             <wp:extent cx="5334000" cy="2650012"/>
             <wp:effectExtent b="0" l="0" r="0" t="0"/>
-            <wp:docPr descr="" title="" id="123" name="Picture"/>
+            <wp:docPr descr="" title="" id="124" name="Picture"/>
             <a:graphic>
               <a:graphicData uri="http://schemas.openxmlformats.org/drawingml/2006/picture">
                 <pic:pic>
                   <pic:nvPicPr>
-                    <pic:cNvPr descr="c11/images/ASA2019_title.PNG" id="124" name="Picture"/>
+                    <pic:cNvPr descr="c11/images/ASA2019_title.PNG" id="125" name="Picture"/>
                     <pic:cNvPicPr>
                       <a:picLocks noChangeArrowheads="1" noChangeAspect="1"/>
                     </pic:cNvPicPr>
                   </pic:nvPicPr>
                   <pic:blipFill>
-                    <a:blip r:embed="rId122"/>
+                    <a:blip r:embed="rId123"/>
                     <a:stretch>
                       <a:fillRect/>
                     </a:stretch>
@@ -5062,8 +5072,8 @@
         </w:drawing>
       </w:r>
     </w:p>
-    <w:bookmarkEnd w:id="125"/>
-    <w:bookmarkStart w:id="129" w:name="X1f458ddc61ca8b71be331b587fd1f2d9c556cc4"/>
+    <w:bookmarkEnd w:id="126"/>
+    <w:bookmarkStart w:id="130" w:name="X1f458ddc61ca8b71be331b587fd1f2d9c556cc4"/>
     <w:p>
       <w:pPr>
         <w:pStyle w:val="Heading2"/>
@@ -5145,18 +5155,18 @@
           <wp:inline>
             <wp:extent cx="5334000" cy="2736816"/>
             <wp:effectExtent b="0" l="0" r="0" t="0"/>
-            <wp:docPr descr="" title="" id="127" name="Picture"/>
+            <wp:docPr descr="" title="" id="128" name="Picture"/>
             <a:graphic>
               <a:graphicData uri="http://schemas.openxmlformats.org/drawingml/2006/picture">
                 <pic:pic>
                   <pic:nvPicPr>
-                    <pic:cNvPr descr="c11/images/ASA2019_2.png" id="128" name="Picture"/>
+                    <pic:cNvPr descr="c11/images/ASA2019_2.png" id="129" name="Picture"/>
                     <pic:cNvPicPr>
                       <a:picLocks noChangeArrowheads="1" noChangeAspect="1"/>
                     </pic:cNvPicPr>
                   </pic:nvPicPr>
                   <pic:blipFill>
-                    <a:blip r:embed="rId126"/>
+                    <a:blip r:embed="rId127"/>
                     <a:stretch>
                       <a:fillRect/>
                     </a:stretch>
@@ -5183,8 +5193,8 @@
         </w:drawing>
       </w:r>
     </w:p>
-    <w:bookmarkEnd w:id="129"/>
-    <w:bookmarkStart w:id="130" w:name="X28021646b223b722f26e61661b4a3cd8d1b2670"/>
+    <w:bookmarkEnd w:id="130"/>
+    <w:bookmarkStart w:id="131" w:name="X28021646b223b722f26e61661b4a3cd8d1b2670"/>
     <w:p>
       <w:pPr>
         <w:pStyle w:val="Heading2"/>
@@ -5269,8 +5279,8 @@
         <w:t xml:space="preserve">It also helps us be modest … [and] leads us to be thoughtful.</w:t>
       </w:r>
     </w:p>
-    <w:bookmarkEnd w:id="130"/>
-    <w:bookmarkStart w:id="134" w:name="X32486608d4aeb6a8b5620001a25f087dcfbc304"/>
+    <w:bookmarkEnd w:id="131"/>
+    <w:bookmarkStart w:id="135" w:name="X32486608d4aeb6a8b5620001a25f087dcfbc304"/>
     <w:p>
       <w:pPr>
         <w:pStyle w:val="Heading2"/>
@@ -5340,18 +5350,18 @@
           <wp:inline>
             <wp:extent cx="5334000" cy="2899507"/>
             <wp:effectExtent b="0" l="0" r="0" t="0"/>
-            <wp:docPr descr="" title="" id="132" name="Picture"/>
+            <wp:docPr descr="" title="" id="133" name="Picture"/>
             <a:graphic>
               <a:graphicData uri="http://schemas.openxmlformats.org/drawingml/2006/picture">
                 <pic:pic>
                   <pic:nvPicPr>
-                    <pic:cNvPr descr="c11/images/ASA2019_3.png" id="133" name="Picture"/>
+                    <pic:cNvPr descr="c11/images/ASA2019_3.png" id="134" name="Picture"/>
                     <pic:cNvPicPr>
                       <a:picLocks noChangeArrowheads="1" noChangeAspect="1"/>
                     </pic:cNvPicPr>
                   </pic:nvPicPr>
                   <pic:blipFill>
-                    <a:blip r:embed="rId131"/>
+                    <a:blip r:embed="rId132"/>
                     <a:stretch>
                       <a:fillRect/>
                     </a:stretch>
@@ -5378,8 +5388,8 @@
         </w:drawing>
       </w:r>
     </w:p>
-    <w:bookmarkEnd w:id="134"/>
-    <w:bookmarkStart w:id="138" w:name="X82999204118ae964b579e981eacbe6384edab8d"/>
+    <w:bookmarkEnd w:id="135"/>
+    <w:bookmarkStart w:id="139" w:name="X82999204118ae964b579e981eacbe6384edab8d"/>
     <w:p>
       <w:pPr>
         <w:pStyle w:val="Heading2"/>
@@ -5449,18 +5459,18 @@
           <wp:inline>
             <wp:extent cx="5334000" cy="2470846"/>
             <wp:effectExtent b="0" l="0" r="0" t="0"/>
-            <wp:docPr descr="" title="" id="136" name="Picture"/>
+            <wp:docPr descr="" title="" id="137" name="Picture"/>
             <a:graphic>
               <a:graphicData uri="http://schemas.openxmlformats.org/drawingml/2006/picture">
                 <pic:pic>
                   <pic:nvPicPr>
-                    <pic:cNvPr descr="c11/images/ASA2019_4.png" id="137" name="Picture"/>
+                    <pic:cNvPr descr="c11/images/ASA2019_4.png" id="138" name="Picture"/>
                     <pic:cNvPicPr>
                       <a:picLocks noChangeArrowheads="1" noChangeAspect="1"/>
                     </pic:cNvPicPr>
                   </pic:nvPicPr>
                   <pic:blipFill>
-                    <a:blip r:embed="rId135"/>
+                    <a:blip r:embed="rId136"/>
                     <a:stretch>
                       <a:fillRect/>
                     </a:stretch>
@@ -5487,8 +5497,8 @@
         </w:drawing>
       </w:r>
     </w:p>
-    <w:bookmarkEnd w:id="138"/>
-    <w:bookmarkStart w:id="142" w:name="X2526959ee678419386d10b9fb6b14093135d93d"/>
+    <w:bookmarkEnd w:id="139"/>
+    <w:bookmarkStart w:id="143" w:name="X2526959ee678419386d10b9fb6b14093135d93d"/>
     <w:p>
       <w:pPr>
         <w:pStyle w:val="Heading2"/>
@@ -5558,18 +5568,18 @@
           <wp:inline>
             <wp:extent cx="5334000" cy="2469444"/>
             <wp:effectExtent b="0" l="0" r="0" t="0"/>
-            <wp:docPr descr="" title="" id="140" name="Picture"/>
+            <wp:docPr descr="" title="" id="141" name="Picture"/>
             <a:graphic>
               <a:graphicData uri="http://schemas.openxmlformats.org/drawingml/2006/picture">
                 <pic:pic>
                   <pic:nvPicPr>
-                    <pic:cNvPr descr="c11/images/ASA2019_5.png" id="141" name="Picture"/>
+                    <pic:cNvPr descr="c11/images/ASA2019_5.png" id="142" name="Picture"/>
                     <pic:cNvPicPr>
                       <a:picLocks noChangeArrowheads="1" noChangeAspect="1"/>
                     </pic:cNvPicPr>
                   </pic:nvPicPr>
                   <pic:blipFill>
-                    <a:blip r:embed="rId139"/>
+                    <a:blip r:embed="rId140"/>
                     <a:stretch>
                       <a:fillRect/>
                     </a:stretch>
@@ -5596,8 +5606,8 @@
         </w:drawing>
       </w:r>
     </w:p>
-    <w:bookmarkEnd w:id="142"/>
-    <w:bookmarkStart w:id="146" w:name="X3f99cee95e39fc6ca3403af80d7da78d95af68b"/>
+    <w:bookmarkEnd w:id="143"/>
+    <w:bookmarkStart w:id="147" w:name="X3f99cee95e39fc6ca3403af80d7da78d95af68b"/>
     <w:p>
       <w:pPr>
         <w:pStyle w:val="Heading2"/>
@@ -5667,18 +5677,18 @@
           <wp:inline>
             <wp:extent cx="5334000" cy="2475486"/>
             <wp:effectExtent b="0" l="0" r="0" t="0"/>
-            <wp:docPr descr="" title="" id="144" name="Picture"/>
+            <wp:docPr descr="" title="" id="145" name="Picture"/>
             <a:graphic>
               <a:graphicData uri="http://schemas.openxmlformats.org/drawingml/2006/picture">
                 <pic:pic>
                   <pic:nvPicPr>
-                    <pic:cNvPr descr="c11/images/ASA2019_6.png" id="145" name="Picture"/>
+                    <pic:cNvPr descr="c11/images/ASA2019_6.png" id="146" name="Picture"/>
                     <pic:cNvPicPr>
                       <a:picLocks noChangeArrowheads="1" noChangeAspect="1"/>
                     </pic:cNvPicPr>
                   </pic:nvPicPr>
                   <pic:blipFill>
-                    <a:blip r:embed="rId143"/>
+                    <a:blip r:embed="rId144"/>
                     <a:stretch>
                       <a:fillRect/>
                     </a:stretch>
@@ -5705,8 +5715,8 @@
         </w:drawing>
       </w:r>
     </w:p>
-    <w:bookmarkEnd w:id="146"/>
-    <w:bookmarkStart w:id="150" w:name="Xb321d0164843f9b4bd1589cda508155f92fd38b"/>
+    <w:bookmarkEnd w:id="147"/>
+    <w:bookmarkStart w:id="151" w:name="Xb321d0164843f9b4bd1589cda508155f92fd38b"/>
     <w:p>
       <w:pPr>
         <w:pStyle w:val="Heading2"/>
@@ -5776,18 +5786,18 @@
           <wp:inline>
             <wp:extent cx="5334000" cy="1956728"/>
             <wp:effectExtent b="0" l="0" r="0" t="0"/>
-            <wp:docPr descr="" title="" id="148" name="Picture"/>
+            <wp:docPr descr="" title="" id="149" name="Picture"/>
             <a:graphic>
               <a:graphicData uri="http://schemas.openxmlformats.org/drawingml/2006/picture">
                 <pic:pic>
                   <pic:nvPicPr>
-                    <pic:cNvPr descr="c11/images/ASA2019_7.png" id="149" name="Picture"/>
+                    <pic:cNvPr descr="c11/images/ASA2019_7.png" id="150" name="Picture"/>
                     <pic:cNvPicPr>
                       <a:picLocks noChangeArrowheads="1" noChangeAspect="1"/>
                     </pic:cNvPicPr>
                   </pic:nvPicPr>
                   <pic:blipFill>
-                    <a:blip r:embed="rId147"/>
+                    <a:blip r:embed="rId148"/>
                     <a:stretch>
                       <a:fillRect/>
                     </a:stretch>
@@ -5814,8 +5824,8 @@
         </w:drawing>
       </w:r>
     </w:p>
-    <w:bookmarkEnd w:id="150"/>
-    <w:bookmarkStart w:id="154" w:name="Xf776c74e353281b1265e09bf4347c424f2463b6"/>
+    <w:bookmarkEnd w:id="151"/>
+    <w:bookmarkStart w:id="155" w:name="Xf776c74e353281b1265e09bf4347c424f2463b6"/>
     <w:p>
       <w:pPr>
         <w:pStyle w:val="Heading2"/>
@@ -5885,18 +5895,18 @@
           <wp:inline>
             <wp:extent cx="5334000" cy="2846233"/>
             <wp:effectExtent b="0" l="0" r="0" t="0"/>
-            <wp:docPr descr="" title="" id="152" name="Picture"/>
+            <wp:docPr descr="" title="" id="153" name="Picture"/>
             <a:graphic>
               <a:graphicData uri="http://schemas.openxmlformats.org/drawingml/2006/picture">
                 <pic:pic>
                   <pic:nvPicPr>
-                    <pic:cNvPr descr="c11/images/ASA2019_8.png" id="153" name="Picture"/>
+                    <pic:cNvPr descr="c11/images/ASA2019_8.png" id="154" name="Picture"/>
                     <pic:cNvPicPr>
                       <a:picLocks noChangeArrowheads="1" noChangeAspect="1"/>
                     </pic:cNvPicPr>
                   </pic:nvPicPr>
                   <pic:blipFill>
-                    <a:blip r:embed="rId151"/>
+                    <a:blip r:embed="rId152"/>
                     <a:stretch>
                       <a:fillRect/>
                     </a:stretch>
@@ -5923,8 +5933,8 @@
         </w:drawing>
       </w:r>
     </w:p>
-    <w:bookmarkEnd w:id="154"/>
-    <w:bookmarkStart w:id="158" w:name="Xf74c45d509da34e3d2bac2f0a04b8a6ba58c17f"/>
+    <w:bookmarkEnd w:id="155"/>
+    <w:bookmarkStart w:id="159" w:name="Xf74c45d509da34e3d2bac2f0a04b8a6ba58c17f"/>
     <w:p>
       <w:pPr>
         <w:pStyle w:val="Heading2"/>
@@ -5994,18 +6004,18 @@
           <wp:inline>
             <wp:extent cx="5334000" cy="1703820"/>
             <wp:effectExtent b="0" l="0" r="0" t="0"/>
-            <wp:docPr descr="" title="" id="156" name="Picture"/>
+            <wp:docPr descr="" title="" id="157" name="Picture"/>
             <a:graphic>
               <a:graphicData uri="http://schemas.openxmlformats.org/drawingml/2006/picture">
                 <pic:pic>
                   <pic:nvPicPr>
-                    <pic:cNvPr descr="c11/images/ASA2019_9.png" id="157" name="Picture"/>
+                    <pic:cNvPr descr="c11/images/ASA2019_9.png" id="158" name="Picture"/>
                     <pic:cNvPicPr>
                       <a:picLocks noChangeArrowheads="1" noChangeAspect="1"/>
                     </pic:cNvPicPr>
                   </pic:nvPicPr>
                   <pic:blipFill>
-                    <a:blip r:embed="rId155"/>
+                    <a:blip r:embed="rId156"/>
                     <a:stretch>
                       <a:fillRect/>
                     </a:stretch>
@@ -6032,8 +6042,8 @@
         </w:drawing>
       </w:r>
     </w:p>
-    <w:bookmarkEnd w:id="158"/>
-    <w:bookmarkStart w:id="162" w:name="Xd47724bcc595b64f6d3d556b048aa7ed0716c61"/>
+    <w:bookmarkEnd w:id="159"/>
+    <w:bookmarkStart w:id="163" w:name="Xd47724bcc595b64f6d3d556b048aa7ed0716c61"/>
     <w:p>
       <w:pPr>
         <w:pStyle w:val="Heading2"/>
@@ -6103,18 +6113,18 @@
           <wp:inline>
             <wp:extent cx="5334000" cy="807537"/>
             <wp:effectExtent b="0" l="0" r="0" t="0"/>
-            <wp:docPr descr="" title="" id="160" name="Picture"/>
+            <wp:docPr descr="" title="" id="161" name="Picture"/>
             <a:graphic>
               <a:graphicData uri="http://schemas.openxmlformats.org/drawingml/2006/picture">
                 <pic:pic>
                   <pic:nvPicPr>
-                    <pic:cNvPr descr="c11/images/ASA2019_10.png" id="161" name="Picture"/>
+                    <pic:cNvPr descr="c11/images/ASA2019_10.png" id="162" name="Picture"/>
                     <pic:cNvPicPr>
                       <a:picLocks noChangeArrowheads="1" noChangeAspect="1"/>
                     </pic:cNvPicPr>
                   </pic:nvPicPr>
                   <pic:blipFill>
-                    <a:blip r:embed="rId159"/>
+                    <a:blip r:embed="rId160"/>
                     <a:stretch>
                       <a:fillRect/>
                     </a:stretch>
@@ -6141,8 +6151,8 @@
         </w:drawing>
       </w:r>
     </w:p>
-    <w:bookmarkEnd w:id="162"/>
-    <w:bookmarkStart w:id="166" w:name="X0c0d264b00fcc3c7d76abe8fcc6462e38f80672"/>
+    <w:bookmarkEnd w:id="163"/>
+    <w:bookmarkStart w:id="167" w:name="X0c0d264b00fcc3c7d76abe8fcc6462e38f80672"/>
     <w:p>
       <w:pPr>
         <w:pStyle w:val="Heading2"/>
@@ -6212,18 +6222,18 @@
           <wp:inline>
             <wp:extent cx="5334000" cy="2232508"/>
             <wp:effectExtent b="0" l="0" r="0" t="0"/>
-            <wp:docPr descr="" title="" id="164" name="Picture"/>
+            <wp:docPr descr="" title="" id="165" name="Picture"/>
             <a:graphic>
               <a:graphicData uri="http://schemas.openxmlformats.org/drawingml/2006/picture">
                 <pic:pic>
                   <pic:nvPicPr>
-                    <pic:cNvPr descr="c11/images/ASA2019_11.png" id="165" name="Picture"/>
+                    <pic:cNvPr descr="c11/images/ASA2019_11.png" id="166" name="Picture"/>
                     <pic:cNvPicPr>
                       <a:picLocks noChangeArrowheads="1" noChangeAspect="1"/>
                     </pic:cNvPicPr>
                   </pic:nvPicPr>
                   <pic:blipFill>
-                    <a:blip r:embed="rId163"/>
+                    <a:blip r:embed="rId164"/>
                     <a:stretch>
                       <a:fillRect/>
                     </a:stretch>
@@ -6250,8 +6260,8 @@
         </w:drawing>
       </w:r>
     </w:p>
-    <w:bookmarkEnd w:id="166"/>
-    <w:bookmarkStart w:id="167" w:name="X5675fe90d4505be5804ed76de42b0db58066241"/>
+    <w:bookmarkEnd w:id="167"/>
+    <w:bookmarkStart w:id="168" w:name="X5675fe90d4505be5804ed76de42b0db58066241"/>
     <w:p>
       <w:pPr>
         <w:pStyle w:val="Heading2"/>
@@ -6328,8 +6338,8 @@
         <w:t xml:space="preserve">Be modest by encouraging others to reproduce your work. Of course, for it to be reproduced readily, you will necessarily have been thoughtful in conducting the research and open in presenting it.</w:t>
       </w:r>
     </w:p>
-    <w:bookmarkEnd w:id="167"/>
-    <w:bookmarkStart w:id="168" w:name="what-i-think-i-think-now"/>
+    <w:bookmarkEnd w:id="168"/>
+    <w:bookmarkStart w:id="169" w:name="what-i-think-i-think-now"/>
     <w:p>
       <w:pPr>
         <w:pStyle w:val="Heading2"/>
@@ -6402,8 +6412,8 @@
         <w:t xml:space="preserve">Replication is far more useful than I thought it was.</w:t>
       </w:r>
     </w:p>
-    <w:bookmarkEnd w:id="168"/>
-    <w:bookmarkStart w:id="169" w:name="what-i-think-i-think-now-1"/>
+    <w:bookmarkEnd w:id="169"/>
+    <w:bookmarkStart w:id="170" w:name="what-i-think-i-think-now-1"/>
     <w:p>
       <w:pPr>
         <w:pStyle w:val="Heading2"/>
@@ -6478,8 +6488,8 @@
         <w:t xml:space="preserve">The biggest mistake I make regularly is throwing away useful data, and I’m not the only one with this problem.</w:t>
       </w:r>
     </w:p>
-    <w:bookmarkEnd w:id="169"/>
-    <w:bookmarkStart w:id="170" w:name="what-i-think-i-think-now-2"/>
+    <w:bookmarkEnd w:id="170"/>
+    <w:bookmarkStart w:id="171" w:name="what-i-think-i-think-now-2"/>
     <w:p>
       <w:pPr>
         <w:pStyle w:val="Heading2"/>
@@ -6536,8 +6546,8 @@
         <w:t xml:space="preserve">I have A LOT to learn.</w:t>
       </w:r>
     </w:p>
-    <w:bookmarkEnd w:id="170"/>
     <w:bookmarkEnd w:id="171"/>
+    <w:bookmarkEnd w:id="172"/>
     <w:sectPr>
       <w:footnotePr>
         <w:numRestart w:val="eachSect"/>

--- a/class11w.docx
+++ b/class11w.docx
@@ -23,7 +23,7 @@
         <w:pStyle w:val="Date"/>
       </w:pPr>
       <w:r>
-        <w:t xml:space="preserve">2026-09-30</w:t>
+        <w:t xml:space="preserve">2026-09-29</w:t>
       </w:r>
     </w:p>
     <w:bookmarkStart w:id="9" w:name="todays-agenda"/>
@@ -96,7 +96,7 @@
       </w:r>
     </w:p>
     <w:bookmarkEnd w:id="9"/>
-    <w:bookmarkStart w:id="22" w:name="X29709c13cf9b973450b84b8fa03359c4adb7049"/>
+    <w:bookmarkStart w:id="39" w:name="X29709c13cf9b973450b84b8fa03359c4adb7049"/>
     <w:p>
       <w:pPr>
         <w:pStyle w:val="Heading1"/>
@@ -1599,8 +1599,841 @@
       </w:r>
     </w:p>
     <w:bookmarkEnd w:id="21"/>
+    <w:bookmarkStart w:id="22" w:name="gerd-gigerenzer-the-null-ritual"/>
+    <w:p>
+      <w:pPr>
+        <w:pStyle w:val="Heading2"/>
+      </w:pPr>
+      <w:r>
+        <w:t xml:space="preserve">Gerd Gigerenzer</w:t>
+      </w:r>
+      <w:r>
+        <w:t xml:space="preserve"> </w:t>
+      </w:r>
+      <w:r>
+        <w:t xml:space="preserve">“The Null Ritual”</w:t>
+      </w:r>
+    </w:p>
+    <w:p>
+      <w:pPr>
+        <w:pStyle w:val="FirstParagraph"/>
+      </w:pPr>
+      <w:r>
+        <w:t xml:space="preserve">Gigerenzer describes how a rigid hybrid model merged elements of Ronald Fisher and Jerzy Neyman’s distinct statistical approaches into a standardized procedure.</w:t>
+      </w:r>
+    </w:p>
+    <w:p>
+      <w:pPr>
+        <w:pStyle w:val="BodyText"/>
+      </w:pPr>
+      <w:r>
+        <w:t xml:space="preserve">Researchers mechanically follow three steps without applying judgment:</w:t>
+      </w:r>
+    </w:p>
+    <w:p>
+      <w:pPr>
+        <w:pStyle w:val="Compact"/>
+        <w:numPr>
+          <w:ilvl w:val="0"/>
+          <w:numId w:val="1018"/>
+        </w:numPr>
+      </w:pPr>
+      <w:r>
+        <w:t xml:space="preserve">State a null hypothesis (</w:t>
+      </w:r>
+      <m:oMath>
+        <m:sSub>
+          <m:e>
+            <m:r>
+              <m:t>H</m:t>
+            </m:r>
+          </m:e>
+          <m:sub>
+            <m:r>
+              <m:t>0</m:t>
+            </m:r>
+          </m:sub>
+        </m:sSub>
+      </m:oMath>
+      <w:r>
+        <w:t xml:space="preserve">) of zero effect.</w:t>
+      </w:r>
+    </w:p>
+    <w:p>
+      <w:pPr>
+        <w:pStyle w:val="Compact"/>
+        <w:numPr>
+          <w:ilvl w:val="0"/>
+          <w:numId w:val="1018"/>
+        </w:numPr>
+      </w:pPr>
+      <w:r>
+        <w:t xml:space="preserve">Adopt a sacred 5% significance level (p &lt; 0.05) to reject the null hypothesis.</w:t>
+      </w:r>
+    </w:p>
+    <w:p>
+      <w:pPr>
+        <w:pStyle w:val="Compact"/>
+        <w:numPr>
+          <w:ilvl w:val="0"/>
+          <w:numId w:val="1018"/>
+        </w:numPr>
+      </w:pPr>
+      <w:r>
+        <w:t xml:space="preserve">Always perform this exact procedure and treat significance as proof of the experimental hypothesis.</w:t>
+      </w:r>
+    </w:p>
     <w:bookmarkEnd w:id="22"/>
-    <w:bookmarkStart w:id="82" w:name="Xb54527af77f29f420d45289a31486a935e6ff9d"/>
+    <w:bookmarkStart w:id="23" w:name="widespread-delusions"/>
+    <w:p>
+      <w:pPr>
+        <w:pStyle w:val="Heading2"/>
+      </w:pPr>
+      <w:r>
+        <w:t xml:space="preserve">Widespread Delusions</w:t>
+      </w:r>
+    </w:p>
+    <w:p>
+      <w:pPr>
+        <w:pStyle w:val="FirstParagraph"/>
+      </w:pPr>
+      <w:r>
+        <w:t xml:space="preserve">Instead of treating statistics as a tool for evaluating evidence, Gigerenzer argues that the strange idea of statistical significance has turned into an unthinking administrative hurdle that contributes to the replication crisis.</w:t>
+      </w:r>
+    </w:p>
+    <w:p>
+      <w:pPr>
+        <w:pStyle w:val="BodyText"/>
+      </w:pPr>
+      <w:r>
+        <w:t xml:space="preserve">Gigerenzer’s research shows that many academics and students harbor fundamental misconceptions about what a p-value actually means. He highlights three major psychological fallacies (see next slide.)</w:t>
+      </w:r>
+    </w:p>
+    <w:bookmarkEnd w:id="23"/>
+    <w:bookmarkStart w:id="24" w:name="widespread-delusions-1"/>
+    <w:p>
+      <w:pPr>
+        <w:pStyle w:val="Heading2"/>
+      </w:pPr>
+      <w:r>
+        <w:t xml:space="preserve">Widespread Delusions</w:t>
+      </w:r>
+    </w:p>
+    <w:p>
+      <w:pPr>
+        <w:pStyle w:val="Compact"/>
+        <w:numPr>
+          <w:ilvl w:val="0"/>
+          <w:numId w:val="1019"/>
+        </w:numPr>
+      </w:pPr>
+      <w:r>
+        <w:rPr>
+          <w:i/>
+          <w:iCs/>
+        </w:rPr>
+        <w:t xml:space="preserve">The Replication Delusion</w:t>
+      </w:r>
+      <w:r>
+        <w:t xml:space="preserve">: The false belief that 1 - p represents the exact probability of a successful replication, which mistakenly makes future replication studies look unnecessary.</w:t>
+      </w:r>
+    </w:p>
+    <w:p>
+      <w:pPr>
+        <w:pStyle w:val="Compact"/>
+        <w:numPr>
+          <w:ilvl w:val="0"/>
+          <w:numId w:val="1019"/>
+        </w:numPr>
+      </w:pPr>
+      <w:r>
+        <w:rPr>
+          <w:i/>
+          <w:iCs/>
+        </w:rPr>
+        <w:t xml:space="preserve">The Illusion of Certainty</w:t>
+      </w:r>
+      <w:r>
+        <w:t xml:space="preserve">: The mistaken belief that a significant p-value completely disproves the null hypothesis.</w:t>
+      </w:r>
+    </w:p>
+    <w:p>
+      <w:pPr>
+        <w:pStyle w:val="Compact"/>
+        <w:numPr>
+          <w:ilvl w:val="0"/>
+          <w:numId w:val="1019"/>
+        </w:numPr>
+      </w:pPr>
+      <w:r>
+        <w:rPr>
+          <w:i/>
+          <w:iCs/>
+        </w:rPr>
+        <w:t xml:space="preserve">Bayesian Wishful Thinking</w:t>
+      </w:r>
+      <w:r>
+        <w:t xml:space="preserve">: The incorrect assumption that the p-value tells you the probability that the hypothesis is true or false.</w:t>
+      </w:r>
+    </w:p>
+    <w:bookmarkEnd w:id="24"/>
+    <w:bookmarkStart w:id="26" w:name="gigerenzer-2004-mindless-statistics"/>
+    <w:p>
+      <w:pPr>
+        <w:pStyle w:val="Heading2"/>
+      </w:pPr>
+      <w:r>
+        <w:t xml:space="preserve">Gigerenzer (2004)</w:t>
+      </w:r>
+      <w:r>
+        <w:t xml:space="preserve"> </w:t>
+      </w:r>
+      <w:hyperlink r:id="rId25">
+        <w:r>
+          <w:rPr>
+            <w:rStyle w:val="Hyperlink"/>
+          </w:rPr>
+          <w:t xml:space="preserve">Mindless Statistics</w:t>
+        </w:r>
+      </w:hyperlink>
+    </w:p>
+    <w:p>
+      <w:pPr>
+        <w:pStyle w:val="FirstParagraph"/>
+      </w:pPr>
+      <w:r>
+        <w:t xml:space="preserve">Participants were presented with a scenario involving a common statistical procedure—a simple t-test comparing two independent groups. They were given the following results:</w:t>
+      </w:r>
+    </w:p>
+    <w:p>
+      <w:pPr>
+        <w:pStyle w:val="BodyText"/>
+      </w:pPr>
+      <w:r>
+        <w:t xml:space="preserve">t = 2.7, df = 18, p = 0.01</w:t>
+      </w:r>
+    </w:p>
+    <w:p>
+      <w:pPr>
+        <w:pStyle w:val="BodyText"/>
+      </w:pPr>
+      <w:r>
+        <w:t xml:space="preserve">They were then asked to evaluate six statements regarding the p-value and mark each as</w:t>
+      </w:r>
+      <w:r>
+        <w:t xml:space="preserve"> </w:t>
+      </w:r>
+      <w:r>
+        <w:t xml:space="preserve">“true”</w:t>
+      </w:r>
+      <w:r>
+        <w:t xml:space="preserve"> </w:t>
+      </w:r>
+      <w:r>
+        <w:t xml:space="preserve">or</w:t>
+      </w:r>
+      <w:r>
+        <w:t xml:space="preserve"> </w:t>
+      </w:r>
+      <w:r>
+        <w:t xml:space="preserve">“false”</w:t>
+      </w:r>
+      <w:r>
+        <w:t xml:space="preserve">, and the test instructions explicitly stated that</w:t>
+      </w:r>
+      <w:r>
+        <w:t xml:space="preserve"> </w:t>
+      </w:r>
+      <w:r>
+        <w:t xml:space="preserve">“several or none of the statements may be correct.”</w:t>
+      </w:r>
+    </w:p>
+    <w:bookmarkEnd w:id="26"/>
+    <w:bookmarkStart w:id="27" w:name="three-of-gigerenzers-statements"/>
+    <w:p>
+      <w:pPr>
+        <w:pStyle w:val="Heading2"/>
+      </w:pPr>
+      <w:r>
+        <w:t xml:space="preserve">Three of Gigerenzer’s Statements</w:t>
+      </w:r>
+    </w:p>
+    <w:p>
+      <w:pPr>
+        <w:pStyle w:val="FirstParagraph"/>
+      </w:pPr>
+      <w:r>
+        <w:t xml:space="preserve">Remember: t = 2.7, df = 18, p = 0.01</w:t>
+      </w:r>
+    </w:p>
+    <w:p>
+      <w:pPr>
+        <w:numPr>
+          <w:ilvl w:val="0"/>
+          <w:numId w:val="1020"/>
+        </w:numPr>
+      </w:pPr>
+      <w:r>
+        <w:t xml:space="preserve">“You have found the probability of getting a significant result if you repeat the experiment.”</w:t>
+      </w:r>
+      <w:r>
+        <w:t xml:space="preserve"> </w:t>
+      </w:r>
+      <w:r>
+        <w:t xml:space="preserve">True or False?</w:t>
+      </w:r>
+    </w:p>
+    <w:p>
+      <w:pPr>
+        <w:numPr>
+          <w:ilvl w:val="0"/>
+          <w:numId w:val="1020"/>
+        </w:numPr>
+      </w:pPr>
+      <w:r>
+        <w:t xml:space="preserve">“You have found the probability of the null hypothesis being true”</w:t>
+      </w:r>
+      <w:r>
+        <w:t xml:space="preserve"> </w:t>
+      </w:r>
+      <w:r>
+        <w:t xml:space="preserve">or</w:t>
+      </w:r>
+      <w:r>
+        <w:t xml:space="preserve"> </w:t>
+      </w:r>
+      <w:r>
+        <w:t xml:space="preserve">“You have proved the alternative hypothesis.”</w:t>
+      </w:r>
+      <w:r>
+        <w:t xml:space="preserve"> </w:t>
+      </w:r>
+      <w:r>
+        <w:t xml:space="preserve">True or False?</w:t>
+      </w:r>
+    </w:p>
+    <w:p>
+      <w:pPr>
+        <w:numPr>
+          <w:ilvl w:val="0"/>
+          <w:numId w:val="1020"/>
+        </w:numPr>
+      </w:pPr>
+      <w:r>
+        <w:t xml:space="preserve">“You know, if you decide to reject the null hypothesis, the probability that you are making the wrong decision.”</w:t>
+      </w:r>
+      <w:r>
+        <w:t xml:space="preserve"> </w:t>
+      </w:r>
+      <w:r>
+        <w:t xml:space="preserve">True or False?</w:t>
+      </w:r>
+    </w:p>
+    <w:bookmarkEnd w:id="27"/>
+    <w:bookmarkStart w:id="28" w:name="the-replication-delusion"/>
+    <w:p>
+      <w:pPr>
+        <w:pStyle w:val="Heading2"/>
+      </w:pPr>
+      <w:r>
+        <w:t xml:space="preserve">The Replication Delusion</w:t>
+      </w:r>
+    </w:p>
+    <w:p>
+      <w:pPr>
+        <w:pStyle w:val="FirstParagraph"/>
+      </w:pPr>
+      <w:r>
+        <w:t xml:space="preserve">Statement:</w:t>
+      </w:r>
+      <w:r>
+        <w:t xml:space="preserve"> </w:t>
+      </w:r>
+      <w:r>
+        <w:t xml:space="preserve">“You have found the probability of getting a significant result if you repeat the experiment.”</w:t>
+      </w:r>
+    </w:p>
+    <w:p>
+      <w:pPr>
+        <w:pStyle w:val="Compact"/>
+        <w:numPr>
+          <w:ilvl w:val="0"/>
+          <w:numId w:val="1021"/>
+        </w:numPr>
+      </w:pPr>
+      <w:r>
+        <w:t xml:space="preserve">Participants believed a p = 0.01 meant there was a 99% chance a repeat study would be significant.</w:t>
+      </w:r>
+    </w:p>
+    <w:p>
+      <w:pPr>
+        <w:pStyle w:val="Compact"/>
+        <w:numPr>
+          <w:ilvl w:val="0"/>
+          <w:numId w:val="1021"/>
+        </w:numPr>
+      </w:pPr>
+      <w:r>
+        <w:t xml:space="preserve">Reality: The p-value is calculated under the strict assumption that the null hypothesis is true. It cannot calculate the probability of a future successful replication, which depends on the actual statistical power and true effect size of the experiment.</w:t>
+      </w:r>
+    </w:p>
+    <w:p>
+      <w:pPr>
+        <w:pStyle w:val="FirstParagraph"/>
+      </w:pPr>
+      <w:r>
+        <w:t xml:space="preserve">Roughly half of the statistics instructors fell for this claim.</w:t>
+      </w:r>
+    </w:p>
+    <w:bookmarkEnd w:id="28"/>
+    <w:bookmarkStart w:id="29" w:name="bayesian-wishful-thinking"/>
+    <w:p>
+      <w:pPr>
+        <w:pStyle w:val="Heading2"/>
+      </w:pPr>
+      <w:r>
+        <w:t xml:space="preserve">Bayesian Wishful Thinking</w:t>
+      </w:r>
+    </w:p>
+    <w:p>
+      <w:pPr>
+        <w:pStyle w:val="FirstParagraph"/>
+      </w:pPr>
+      <w:r>
+        <w:t xml:space="preserve">Statement:</w:t>
+      </w:r>
+      <w:r>
+        <w:t xml:space="preserve"> </w:t>
+      </w:r>
+      <w:r>
+        <w:t xml:space="preserve">“You have found the probability of the null hypothesis being true”</w:t>
+      </w:r>
+      <w:r>
+        <w:t xml:space="preserve"> </w:t>
+      </w:r>
+      <w:r>
+        <w:t xml:space="preserve">or</w:t>
+      </w:r>
+      <w:r>
+        <w:t xml:space="preserve"> </w:t>
+      </w:r>
+      <w:r>
+        <w:t xml:space="preserve">“You have proved the alternative hypothesis.”</w:t>
+      </w:r>
+    </w:p>
+    <w:p>
+      <w:pPr>
+        <w:pStyle w:val="Compact"/>
+        <w:numPr>
+          <w:ilvl w:val="0"/>
+          <w:numId w:val="1022"/>
+        </w:numPr>
+      </w:pPr>
+      <w:r>
+        <w:t xml:space="preserve">Reality: A p-value represents Pr(Data | Null Hypothesis). It does not represent the inverse conditional probability: Pr(Null Hypothesis | Data).</w:t>
+      </w:r>
+    </w:p>
+    <w:p>
+      <w:pPr>
+        <w:pStyle w:val="FirstParagraph"/>
+      </w:pPr>
+      <w:r>
+        <w:t xml:space="preserve">This was the most common error among researchers. Over 70% of non-statistics professors and standard students believed the p value gave them the direct probability that the hypothesis itself was true or false.</w:t>
+      </w:r>
+    </w:p>
+    <w:bookmarkEnd w:id="29"/>
+    <w:bookmarkStart w:id="30" w:name="the-illusion-of-certainty"/>
+    <w:p>
+      <w:pPr>
+        <w:pStyle w:val="Heading2"/>
+      </w:pPr>
+      <w:r>
+        <w:t xml:space="preserve">The Illusion of Certainty</w:t>
+      </w:r>
+    </w:p>
+    <w:p>
+      <w:pPr>
+        <w:pStyle w:val="FirstParagraph"/>
+      </w:pPr>
+      <w:r>
+        <w:t xml:space="preserve">Statement:</w:t>
+      </w:r>
+      <w:r>
+        <w:t xml:space="preserve"> </w:t>
+      </w:r>
+      <w:r>
+        <w:t xml:space="preserve">“You know, if you decide to reject the null hypothesis, the probability that you are making the wrong decision.”</w:t>
+      </w:r>
+    </w:p>
+    <w:p>
+      <w:pPr>
+        <w:pStyle w:val="Compact"/>
+        <w:numPr>
+          <w:ilvl w:val="0"/>
+          <w:numId w:val="1023"/>
+        </w:numPr>
+      </w:pPr>
+      <w:r>
+        <w:t xml:space="preserve">Reality: The p-value only tells you how unusual your current data is if the null hypothesis is true. It cannot predict the specific error rate of your real-world decision-making process, which requires knowing prior probabilities.</w:t>
+      </w:r>
+    </w:p>
+    <w:p>
+      <w:pPr>
+        <w:pStyle w:val="FirstParagraph"/>
+      </w:pPr>
+      <w:r>
+        <w:t xml:space="preserve">Over 60% of students and nearly 40% of all faculty members got this wrong.</w:t>
+      </w:r>
+    </w:p>
+    <w:bookmarkEnd w:id="30"/>
+    <w:bookmarkStart w:id="31" w:name="gigerenzers-conclusion"/>
+    <w:p>
+      <w:pPr>
+        <w:pStyle w:val="Heading2"/>
+      </w:pPr>
+      <w:r>
+        <w:t xml:space="preserve">Gigerenzer’s Conclusion</w:t>
+      </w:r>
+    </w:p>
+    <w:p>
+      <w:pPr>
+        <w:pStyle w:val="FirstParagraph"/>
+      </w:pPr>
+      <w:r>
+        <w:t xml:space="preserve">Gigerenzer argued that this data highlights a major systemic problem.</w:t>
+      </w:r>
+    </w:p>
+    <w:p>
+      <w:pPr>
+        <w:pStyle w:val="Compact"/>
+        <w:numPr>
+          <w:ilvl w:val="0"/>
+          <w:numId w:val="1024"/>
+        </w:numPr>
+      </w:pPr>
+      <w:r>
+        <w:t xml:space="preserve">Because the math behind a p-value is technically simple, the high failure rates are not caused by a lack of intelligence. Instead, he suggests it is caused by an anxious, social ritual.</w:t>
+      </w:r>
+    </w:p>
+    <w:p>
+      <w:pPr>
+        <w:pStyle w:val="Compact"/>
+        <w:numPr>
+          <w:ilvl w:val="0"/>
+          <w:numId w:val="1024"/>
+        </w:numPr>
+      </w:pPr>
+      <w:r>
+        <w:t xml:space="preserve">Researchers feel immense pressure to publish significant results (p &lt; 0.05), leading them to treat the p-value as an unthinking magic stamp of truth rather than a tool for logical statistical reasoning.</w:t>
+      </w:r>
+    </w:p>
+    <w:bookmarkEnd w:id="31"/>
+    <w:bookmarkStart w:id="33" w:name="is-this-better-in-medicine"/>
+    <w:p>
+      <w:pPr>
+        <w:pStyle w:val="Heading2"/>
+      </w:pPr>
+      <w:r>
+        <w:t xml:space="preserve">Is this better in medicine?</w:t>
+      </w:r>
+    </w:p>
+    <w:p>
+      <w:pPr>
+        <w:pStyle w:val="FirstParagraph"/>
+      </w:pPr>
+      <w:r>
+        <w:t xml:space="preserve">Steven Goodman</w:t>
+      </w:r>
+      <w:r>
+        <w:t xml:space="preserve"> </w:t>
+      </w:r>
+      <w:hyperlink r:id="rId32">
+        <w:r>
+          <w:rPr>
+            <w:rStyle w:val="Hyperlink"/>
+          </w:rPr>
+          <w:t xml:space="preserve">A Dirty Dozen: Twelve P-value Misconceptions</w:t>
+        </w:r>
+      </w:hyperlink>
+    </w:p>
+    <w:p>
+      <w:pPr>
+        <w:pStyle w:val="Compact"/>
+        <w:numPr>
+          <w:ilvl w:val="0"/>
+          <w:numId w:val="1025"/>
+        </w:numPr>
+      </w:pPr>
+      <w:r>
+        <w:t xml:space="preserve">The P value’s inferential meaning is widely and often wildly misconstrued, a fact that has been pointed out innumerable times since at least the 1940s.</w:t>
+      </w:r>
+    </w:p>
+    <w:p>
+      <w:pPr>
+        <w:pStyle w:val="Compact"/>
+        <w:numPr>
+          <w:ilvl w:val="0"/>
+          <w:numId w:val="1025"/>
+        </w:numPr>
+      </w:pPr>
+      <w:r>
+        <w:t xml:space="preserve">This commentary reviews a dozen of these common misinterpretations and explains why each is wrong.</w:t>
+      </w:r>
+    </w:p>
+    <w:p>
+      <w:pPr>
+        <w:pStyle w:val="Compact"/>
+        <w:numPr>
+          <w:ilvl w:val="0"/>
+          <w:numId w:val="1025"/>
+        </w:numPr>
+      </w:pPr>
+      <w:r>
+        <w:t xml:space="preserve">It also reviews the possible consequences of these improper understandings or representations of its meaning.</w:t>
+      </w:r>
+    </w:p>
+    <w:bookmarkEnd w:id="33"/>
+    <w:bookmarkStart w:id="34" w:name="goodman-key-highlights-1"/>
+    <w:p>
+      <w:pPr>
+        <w:pStyle w:val="Heading2"/>
+      </w:pPr>
+      <w:r>
+        <w:t xml:space="preserve">Goodman key highlights (1)</w:t>
+      </w:r>
+    </w:p>
+    <w:p>
+      <w:pPr>
+        <w:pStyle w:val="FirstParagraph"/>
+      </w:pPr>
+      <w:r>
+        <w:rPr>
+          <w:i/>
+          <w:iCs/>
+        </w:rPr>
+        <w:t xml:space="preserve">Equating a small p-value with a major medical breakthrough.</w:t>
+      </w:r>
+      <w:r>
+        <w:t xml:space="preserve"> </w:t>
+      </w:r>
+      <w:r>
+        <w:t xml:space="preserve">Clinicians routinely review clinical trial data and assume that a highly significant result (p &lt; 0.001) means a drug has a powerful therapeutic effect.</w:t>
+      </w:r>
+    </w:p>
+    <w:p>
+      <w:pPr>
+        <w:pStyle w:val="Compact"/>
+        <w:numPr>
+          <w:ilvl w:val="0"/>
+          <w:numId w:val="1026"/>
+        </w:numPr>
+      </w:pPr>
+      <w:r>
+        <w:t xml:space="preserve">A massive multi-center trial with tens of thousands of patients can yield p &lt; 0.001 for a blood pressure medication that only lowers BP by clinically meaningless fraction of a millimeter of mercury.</w:t>
+      </w:r>
+    </w:p>
+    <w:p>
+      <w:pPr>
+        <w:pStyle w:val="Compact"/>
+        <w:numPr>
+          <w:ilvl w:val="0"/>
+          <w:numId w:val="1026"/>
+        </w:numPr>
+      </w:pPr>
+      <w:r>
+        <w:t xml:space="preserve">Conversely, a genuinely life-saving drug tested on a small pool of patients with a rare disease might return a</w:t>
+      </w:r>
+      <w:r>
+        <w:t xml:space="preserve"> </w:t>
+      </w:r>
+      <w:r>
+        <w:t xml:space="preserve">“non-significant”</w:t>
+      </w:r>
+      <w:r>
+        <w:t xml:space="preserve"> </w:t>
+      </w:r>
+      <w:r>
+        <w:t xml:space="preserve">p = 0.08 due to low statistical power.</w:t>
+      </w:r>
+    </w:p>
+    <w:bookmarkEnd w:id="34"/>
+    <w:bookmarkStart w:id="35" w:name="goodman-highlights-2"/>
+    <w:p>
+      <w:pPr>
+        <w:pStyle w:val="Heading2"/>
+      </w:pPr>
+      <w:r>
+        <w:t xml:space="preserve">Goodman highlights (2)</w:t>
+      </w:r>
+    </w:p>
+    <w:p>
+      <w:pPr>
+        <w:pStyle w:val="FirstParagraph"/>
+      </w:pPr>
+      <w:r>
+        <w:rPr>
+          <w:i/>
+          <w:iCs/>
+        </w:rPr>
+        <w:t xml:space="preserve">Diagnostic test fallacy (Bayesian wishful thinking)</w:t>
+      </w:r>
+      <w:r>
+        <w:t xml:space="preserve">: A vast majority of surveyed physicians believe that if a clinical trial shows a drug reduces mortality with a p = 0.05, there is only a 5% chance the drug is ineffective (the null hypothesis).</w:t>
+      </w:r>
+    </w:p>
+    <w:p>
+      <w:pPr>
+        <w:pStyle w:val="Compact"/>
+        <w:numPr>
+          <w:ilvl w:val="0"/>
+          <w:numId w:val="1027"/>
+        </w:numPr>
+      </w:pPr>
+      <w:r>
+        <w:t xml:space="preserve">This is the prosecutor’s fallacy applied to medicine. The p-value is the probability of seeing the data given the drug doesn’t work. It is not the probability that the drug doesn’t work given the data.</w:t>
+      </w:r>
+    </w:p>
+    <w:bookmarkEnd w:id="35"/>
+    <w:bookmarkStart w:id="36" w:name="goodman-highlights-3"/>
+    <w:p>
+      <w:pPr>
+        <w:pStyle w:val="Heading2"/>
+      </w:pPr>
+      <w:r>
+        <w:t xml:space="preserve">Goodman highlights (3)</w:t>
+      </w:r>
+    </w:p>
+    <w:p>
+      <w:pPr>
+        <w:pStyle w:val="FirstParagraph"/>
+      </w:pPr>
+      <w:r>
+        <w:t xml:space="preserve">Medical researchers frequently commit a logical error that directly harms patients: treating a failure to reject the null hypothesis as proof of safety.</w:t>
+      </w:r>
+    </w:p>
+    <w:p>
+      <w:pPr>
+        <w:pStyle w:val="Compact"/>
+        <w:numPr>
+          <w:ilvl w:val="0"/>
+          <w:numId w:val="1028"/>
+        </w:numPr>
+      </w:pPr>
+      <w:r>
+        <w:t xml:space="preserve">In trials comparing a new drug to an old drug, if p &gt; 0.05, researchers frequently write in their conclusions that</w:t>
+      </w:r>
+      <w:r>
+        <w:t xml:space="preserve"> </w:t>
+      </w:r>
+      <w:r>
+        <w:t xml:space="preserve">“there was no difference in adverse events between the two groups.”</w:t>
+      </w:r>
+    </w:p>
+    <w:p>
+      <w:pPr>
+        <w:pStyle w:val="Compact"/>
+        <w:numPr>
+          <w:ilvl w:val="0"/>
+          <w:numId w:val="1028"/>
+        </w:numPr>
+      </w:pPr>
+      <w:r>
+        <w:t xml:space="preserve">As Altman and Bland famously put it:</w:t>
+      </w:r>
+      <w:r>
+        <w:t xml:space="preserve"> </w:t>
+      </w:r>
+      <w:r>
+        <w:t xml:space="preserve">“</w:t>
+      </w:r>
+      <w:r>
+        <w:rPr>
+          <w:i/>
+          <w:iCs/>
+        </w:rPr>
+        <w:t xml:space="preserve">Absence of evidence is not evidence of absence.</w:t>
+      </w:r>
+      <w:r>
+        <w:t xml:space="preserve">”</w:t>
+      </w:r>
+    </w:p>
+    <w:p>
+      <w:pPr>
+        <w:pStyle w:val="Compact"/>
+        <w:numPr>
+          <w:ilvl w:val="0"/>
+          <w:numId w:val="1028"/>
+        </w:numPr>
+      </w:pPr>
+      <w:r>
+        <w:t xml:space="preserve">A high p-value simply means the study was not large enough or precise enough to detect a difference.</w:t>
+      </w:r>
+    </w:p>
+    <w:bookmarkEnd w:id="36"/>
+    <w:bookmarkStart w:id="38" w:name="institutional-consequences"/>
+    <w:p>
+      <w:pPr>
+        <w:pStyle w:val="Heading2"/>
+      </w:pPr>
+      <w:r>
+        <w:t xml:space="preserve">Institutional Consequences</w:t>
+      </w:r>
+    </w:p>
+    <w:p>
+      <w:pPr>
+        <w:pStyle w:val="FirstParagraph"/>
+      </w:pPr>
+      <w:r>
+        <w:t xml:space="preserve">Because of these widespread misunderstandings, the medical community heavily incentivizes</w:t>
+      </w:r>
+      <w:r>
+        <w:t xml:space="preserve"> </w:t>
+      </w:r>
+      <w:r>
+        <w:t xml:space="preserve">“p-hacking”</w:t>
+      </w:r>
+      <w:r>
+        <w:t xml:space="preserve">: covertly manipulating data, dropping outliers, or running dozens of unadjusted subgroup analyses until something drops below 0.05.</w:t>
+      </w:r>
+    </w:p>
+    <w:p>
+      <w:pPr>
+        <w:pStyle w:val="Compact"/>
+        <w:numPr>
+          <w:ilvl w:val="0"/>
+          <w:numId w:val="1029"/>
+        </w:numPr>
+      </w:pPr>
+      <w:r>
+        <w:t xml:space="preserve">See Ioannidis’s 2005 paper</w:t>
+      </w:r>
+      <w:r>
+        <w:t xml:space="preserve"> </w:t>
+      </w:r>
+      <w:r>
+        <w:t xml:space="preserve">“</w:t>
+      </w:r>
+      <w:hyperlink r:id="rId37">
+        <w:r>
+          <w:rPr>
+            <w:rStyle w:val="Hyperlink"/>
+          </w:rPr>
+          <w:t xml:space="preserve">Why Most Published Research Findings Are False</w:t>
+        </w:r>
+      </w:hyperlink>
+      <w:r>
+        <w:t xml:space="preserve">”</w:t>
+      </w:r>
+      <w:r>
+        <w:t xml:space="preserve"> </w:t>
+      </w:r>
+      <w:r>
+        <w:t xml:space="preserve">demonstrating that these very statistical delusions run rampant through medical journals.</w:t>
+      </w:r>
+    </w:p>
+    <w:bookmarkEnd w:id="38"/>
+    <w:bookmarkEnd w:id="39"/>
+    <w:bookmarkStart w:id="62" w:name="Xb54527af77f29f420d45289a31486a935e6ff9d"/>
     <w:p>
       <w:pPr>
         <w:pStyle w:val="Heading1"/>
@@ -1609,7 +2442,7 @@
         <w:t xml:space="preserve">American Statistical Association to the rescue!?!</w:t>
       </w:r>
     </w:p>
-    <w:bookmarkStart w:id="27" w:name="the-american-statistical-association"/>
+    <w:bookmarkStart w:id="42" w:name="the-american-statistical-association"/>
     <w:p>
       <w:pPr>
         <w:pStyle w:val="Heading2"/>
@@ -1631,7 +2464,7 @@
         <w:pStyle w:val="Compact"/>
         <w:numPr>
           <w:ilvl w:val="0"/>
-          <w:numId w:val="1018"/>
+          <w:numId w:val="1030"/>
         </w:numPr>
       </w:pPr>
       <w:r>
@@ -1640,7 +2473,7 @@
       <w:r>
         <w:t xml:space="preserve"> </w:t>
       </w:r>
-      <w:hyperlink r:id="rId23">
+      <w:hyperlink r:id="rId40">
         <w:r>
           <w:rPr>
             <w:rStyle w:val="Hyperlink"/>
@@ -1662,19 +2495,8 @@
         <w:t xml:space="preserve">The American Statistician</w:t>
       </w:r>
       <w:r>
-        <w:t xml:space="preserve">, 70:2, 129-133, DOI:</w:t>
-      </w:r>
-      <w:r>
-        <w:t xml:space="preserve"> </w:t>
-      </w:r>
-      <w:hyperlink r:id="rId24">
-        <w:r>
-          <w:rPr>
-            <w:rStyle w:val="Hyperlink"/>
-          </w:rPr>
-          <w:t xml:space="preserve">10.1080/00031305.2016.1154108</w:t>
-        </w:r>
-      </w:hyperlink>
+        <w:t xml:space="preserve">, 70:2, 129-133,</w:t>
+      </w:r>
     </w:p>
     <w:p>
       <w:pPr>
@@ -1689,7 +2511,7 @@
         <w:pStyle w:val="Compact"/>
         <w:numPr>
           <w:ilvl w:val="0"/>
-          <w:numId w:val="1019"/>
+          <w:numId w:val="1031"/>
         </w:numPr>
       </w:pPr>
       <w:r>
@@ -1698,7 +2520,7 @@
       <w:r>
         <w:t xml:space="preserve"> </w:t>
       </w:r>
-      <w:hyperlink r:id="rId25">
+      <w:hyperlink r:id="rId41">
         <w:r>
           <w:rPr>
             <w:rStyle w:val="Hyperlink"/>
@@ -1732,25 +2554,11 @@
         <w:t xml:space="preserve">The American Statistician</w:t>
       </w:r>
       <w:r>
-        <w:t xml:space="preserve">, 73:sup1, 1-19, DOI:</w:t>
-      </w:r>
-      <w:r>
-        <w:t xml:space="preserve"> </w:t>
-      </w:r>
-      <w:hyperlink r:id="rId26">
-        <w:r>
-          <w:rPr>
-            <w:rStyle w:val="Hyperlink"/>
-          </w:rPr>
-          <w:t xml:space="preserve">10.1080/00031305.2019.1583913</w:t>
-        </w:r>
-      </w:hyperlink>
-      <w:r>
-        <w:t xml:space="preserve">.</w:t>
-      </w:r>
-    </w:p>
-    <w:bookmarkEnd w:id="27"/>
-    <w:bookmarkStart w:id="28" w:name="Xc6a6d099c1ccbd305e186d148c89d816a4f2e93"/>
+        <w:t xml:space="preserve">, 73:sup1, 1-19.</w:t>
+      </w:r>
+    </w:p>
+    <w:bookmarkEnd w:id="42"/>
+    <w:bookmarkStart w:id="43" w:name="Xc6a6d099c1ccbd305e186d148c89d816a4f2e93"/>
     <w:p>
       <w:pPr>
         <w:pStyle w:val="Heading2"/>
@@ -1805,8 +2613,8 @@
         <w:t xml:space="preserve">as not being categorically different, where authors no longer find themselves constrained to selectively publish their results based on a single magic number.</w:t>
       </w:r>
     </w:p>
-    <w:bookmarkEnd w:id="28"/>
-    <w:bookmarkStart w:id="29" w:name="Xca11c8a6e3a8e2dfd3ee605facc7e011fbf0e1b"/>
+    <w:bookmarkEnd w:id="43"/>
+    <w:bookmarkStart w:id="44" w:name="Xca11c8a6e3a8e2dfd3ee605facc7e011fbf0e1b"/>
     <w:p>
       <w:pPr>
         <w:pStyle w:val="Heading2"/>
@@ -1855,8 +2663,8 @@
         <w:t xml:space="preserve">The 2016 ASA Statement on P-Values and Statistical Significance started moving us toward this world. As of the date of publication of this special issue, the statement has been viewed over 294,000 times and cited over 1700 times-an average of about 11 citations per week since its release. Now we must go further.</w:t>
       </w:r>
     </w:p>
-    <w:bookmarkEnd w:id="29"/>
-    <w:bookmarkStart w:id="30" w:name="Xb1b9a21613ceb911c6b06e4fde5fca336be618a"/>
+    <w:bookmarkEnd w:id="44"/>
+    <w:bookmarkStart w:id="45" w:name="Xb1b9a21613ceb911c6b06e4fde5fca336be618a"/>
     <w:p>
       <w:pPr>
         <w:pStyle w:val="Heading2"/>
@@ -1897,8 +2705,8 @@
         <w:t xml:space="preserve">The 2019 effort represents an attempt to explain what to do.</w:t>
       </w:r>
     </w:p>
-    <w:bookmarkEnd w:id="30"/>
-    <w:bookmarkStart w:id="31" w:name="asa-2019-statement"/>
+    <w:bookmarkEnd w:id="45"/>
+    <w:bookmarkStart w:id="46" w:name="asa-2019-statement"/>
     <w:p>
       <w:pPr>
         <w:pStyle w:val="Heading2"/>
@@ -1927,8 +2735,8 @@
         <w:t xml:space="preserve">and thought-provoking papers from forward-looking statisticians, help is on the way.</w:t>
       </w:r>
     </w:p>
-    <w:bookmarkEnd w:id="31"/>
-    <w:bookmarkStart w:id="32" w:name="dont-is-not-enough."/>
+    <w:bookmarkEnd w:id="46"/>
+    <w:bookmarkStart w:id="47" w:name="dont-is-not-enough."/>
     <w:p>
       <w:pPr>
         <w:pStyle w:val="Heading2"/>
@@ -1956,7 +2764,7 @@
         <w:pStyle w:val="Compact"/>
         <w:numPr>
           <w:ilvl w:val="0"/>
-          <w:numId w:val="1020"/>
+          <w:numId w:val="1032"/>
         </w:numPr>
       </w:pPr>
       <w:r>
@@ -1996,15 +2804,15 @@
         <w:pStyle w:val="Compact"/>
         <w:numPr>
           <w:ilvl w:val="0"/>
-          <w:numId w:val="1020"/>
+          <w:numId w:val="1032"/>
         </w:numPr>
       </w:pPr>
       <w:r>
         <w:t xml:space="preserve">Don’t believe that an association or effect exists just because it was statistically significant.</w:t>
       </w:r>
     </w:p>
-    <w:bookmarkEnd w:id="32"/>
-    <w:bookmarkStart w:id="33" w:name="dont-is-not-enough.-1"/>
+    <w:bookmarkEnd w:id="47"/>
+    <w:bookmarkStart w:id="48" w:name="dont-is-not-enough.-1"/>
     <w:p>
       <w:pPr>
         <w:pStyle w:val="Heading2"/>
@@ -2024,7 +2832,7 @@
         <w:pStyle w:val="Compact"/>
         <w:numPr>
           <w:ilvl w:val="0"/>
-          <w:numId w:val="1021"/>
+          <w:numId w:val="1033"/>
         </w:numPr>
       </w:pPr>
       <w:r>
@@ -2036,7 +2844,7 @@
         <w:pStyle w:val="Compact"/>
         <w:numPr>
           <w:ilvl w:val="0"/>
-          <w:numId w:val="1021"/>
+          <w:numId w:val="1033"/>
         </w:numPr>
       </w:pPr>
       <w:r>
@@ -2048,15 +2856,15 @@
         <w:pStyle w:val="Compact"/>
         <w:numPr>
           <w:ilvl w:val="0"/>
-          <w:numId w:val="1021"/>
+          <w:numId w:val="1033"/>
         </w:numPr>
       </w:pPr>
       <w:r>
         <w:t xml:space="preserve">Don’t conclude anything about scientific or practical importance based on statistical significance (or lack thereof).</w:t>
       </w:r>
     </w:p>
-    <w:bookmarkEnd w:id="33"/>
-    <w:bookmarkStart w:id="35" w:name="problems-with-p-values"/>
+    <w:bookmarkEnd w:id="48"/>
+    <w:bookmarkStart w:id="50" w:name="problems-with-p-values"/>
     <w:p>
       <w:pPr>
         <w:pStyle w:val="Heading2"/>
@@ -2086,7 +2894,7 @@
         <w:pStyle w:val="Compact"/>
         <w:numPr>
           <w:ilvl w:val="0"/>
-          <w:numId w:val="1022"/>
+          <w:numId w:val="1034"/>
         </w:numPr>
       </w:pPr>
       <w:r>
@@ -2108,7 +2916,7 @@
         <w:pStyle w:val="Compact"/>
         <w:numPr>
           <w:ilvl w:val="0"/>
-          <w:numId w:val="1022"/>
+          <w:numId w:val="1034"/>
         </w:numPr>
       </w:pPr>
       <w:r>
@@ -2136,7 +2944,7 @@
         <w:pStyle w:val="Compact"/>
         <w:numPr>
           <w:ilvl w:val="0"/>
-          <w:numId w:val="1022"/>
+          <w:numId w:val="1034"/>
         </w:numPr>
       </w:pPr>
       <w:r>
@@ -2164,7 +2972,7 @@
         <w:pStyle w:val="Compact"/>
         <w:numPr>
           <w:ilvl w:val="0"/>
-          <w:numId w:val="1022"/>
+          <w:numId w:val="1034"/>
         </w:numPr>
       </w:pPr>
       <w:r>
@@ -2176,7 +2984,7 @@
         <w:pStyle w:val="Compact"/>
         <w:numPr>
           <w:ilvl w:val="0"/>
-          <w:numId w:val="1022"/>
+          <w:numId w:val="1034"/>
         </w:numPr>
       </w:pPr>
       <w:r>
@@ -2203,7 +3011,7 @@
       <w:pPr>
         <w:pStyle w:val="FirstParagraph"/>
       </w:pPr>
-      <w:hyperlink r:id="rId34">
+      <w:hyperlink r:id="rId49">
         <w:r>
           <w:rPr>
             <w:rStyle w:val="Hyperlink"/>
@@ -2212,8 +3020,8 @@
         </w:r>
       </w:hyperlink>
     </w:p>
-    <w:bookmarkEnd w:id="35"/>
-    <w:bookmarkStart w:id="39" w:name="one-more-dont"/>
+    <w:bookmarkEnd w:id="50"/>
+    <w:bookmarkStart w:id="54" w:name="one-more-dont"/>
     <w:p>
       <w:pPr>
         <w:pStyle w:val="Heading2"/>
@@ -2231,18 +3039,18 @@
           <wp:inline>
             <wp:extent cx="5334000" cy="2805906"/>
             <wp:effectExtent b="0" l="0" r="0" t="0"/>
-            <wp:docPr descr="" title="" id="37" name="Picture"/>
+            <wp:docPr descr="" title="" id="52" name="Picture"/>
             <a:graphic>
               <a:graphicData uri="http://schemas.openxmlformats.org/drawingml/2006/picture">
                 <pic:pic>
                   <pic:nvPicPr>
-                    <pic:cNvPr descr="c11/images/ASA2019_1.png" id="38" name="Picture"/>
+                    <pic:cNvPr descr="c11/images/ASA2019_1.png" id="53" name="Picture"/>
                     <pic:cNvPicPr>
                       <a:picLocks noChangeArrowheads="1" noChangeAspect="1"/>
                     </pic:cNvPicPr>
                   </pic:nvPicPr>
                   <pic:blipFill>
-                    <a:blip r:embed="rId36"/>
+                    <a:blip r:embed="rId51"/>
                     <a:stretch>
                       <a:fillRect/>
                     </a:stretch>
@@ -2303,8 +3111,8 @@
         <w:t xml:space="preserve">-values makes matters worse.</w:t>
       </w:r>
     </w:p>
-    <w:bookmarkEnd w:id="39"/>
-    <w:bookmarkStart w:id="40" w:name="gelman-on-p-values-1"/>
+    <w:bookmarkEnd w:id="54"/>
+    <w:bookmarkStart w:id="55" w:name="gelman-on-p-values-1"/>
     <w:p>
       <w:pPr>
         <w:pStyle w:val="Heading2"/>
@@ -2342,7 +3150,7 @@
         <w:pStyle w:val="Compact"/>
         <w:numPr>
           <w:ilvl w:val="0"/>
-          <w:numId w:val="1023"/>
+          <w:numId w:val="1035"/>
         </w:numPr>
       </w:pPr>
       <w:r>
@@ -2376,7 +3184,7 @@
         <w:pStyle w:val="Compact"/>
         <w:numPr>
           <w:ilvl w:val="0"/>
-          <w:numId w:val="1023"/>
+          <w:numId w:val="1035"/>
         </w:numPr>
       </w:pPr>
       <w:r>
@@ -2410,7 +3218,7 @@
         <w:pStyle w:val="Compact"/>
         <w:numPr>
           <w:ilvl w:val="0"/>
-          <w:numId w:val="1023"/>
+          <w:numId w:val="1035"/>
         </w:numPr>
       </w:pPr>
       <w:r>
@@ -2444,7 +3252,7 @@
         <w:pStyle w:val="Compact"/>
         <w:numPr>
           <w:ilvl w:val="0"/>
-          <w:numId w:val="1023"/>
+          <w:numId w:val="1035"/>
         </w:numPr>
       </w:pPr>
       <w:r>
@@ -2457,8 +3265,8 @@
         <w:t xml:space="preserve">otherwise.</w:t>
       </w:r>
     </w:p>
-    <w:bookmarkEnd w:id="40"/>
-    <w:bookmarkStart w:id="41" w:name="gelman-on-p-values-2"/>
+    <w:bookmarkEnd w:id="55"/>
+    <w:bookmarkStart w:id="56" w:name="gelman-on-p-values-2"/>
     <w:p>
       <w:pPr>
         <w:pStyle w:val="Heading2"/>
@@ -2802,8 +3610,8 @@
         </w:tc>
       </w:tr>
     </w:tbl>
-    <w:bookmarkEnd w:id="41"/>
-    <w:bookmarkStart w:id="42" w:name="gelman-on-p-values-3"/>
+    <w:bookmarkEnd w:id="56"/>
+    <w:bookmarkStart w:id="57" w:name="gelman-on-p-values-3"/>
     <w:p>
       <w:pPr>
         <w:pStyle w:val="Heading2"/>
@@ -2870,8 +3678,8 @@
         <w:t xml:space="preserve">If you had two independent experiments with z-scores of 2.8 and 1.3 and with equal standard errors and you wanted to compare them, you’d get a difference of 1.5 with a standard error of 1.4, which is completely consistent with noise.</w:t>
       </w:r>
     </w:p>
-    <w:bookmarkEnd w:id="42"/>
-    <w:bookmarkStart w:id="43" w:name="gelman-on-p-values-4"/>
+    <w:bookmarkEnd w:id="57"/>
+    <w:bookmarkStart w:id="58" w:name="gelman-on-p-values-4"/>
     <w:p>
       <w:pPr>
         <w:pStyle w:val="Heading2"/>
@@ -2928,8 +3736,8 @@
         <w:t xml:space="preserve">Indeed, once you see comparisons between large, marginal, and small effects, the null hypothesis is irrelevant, as you want to be comparing effect sizes.</w:t>
       </w:r>
     </w:p>
-    <w:bookmarkEnd w:id="43"/>
-    <w:bookmarkStart w:id="45" w:name="gelman-on-p-values-5"/>
+    <w:bookmarkEnd w:id="58"/>
+    <w:bookmarkStart w:id="60" w:name="gelman-on-p-values-5"/>
     <w:p>
       <w:pPr>
         <w:pStyle w:val="Heading2"/>
@@ -2997,7 +3805,7 @@
       <w:pPr>
         <w:pStyle w:val="BodyText"/>
       </w:pPr>
-      <w:hyperlink r:id="rId44">
+      <w:hyperlink r:id="rId59">
         <w:r>
           <w:rPr>
             <w:rStyle w:val="Hyperlink"/>
@@ -3006,8 +3814,8 @@
         </w:r>
       </w:hyperlink>
     </w:p>
-    <w:bookmarkEnd w:id="45"/>
-    <w:bookmarkStart w:id="46" w:name="so-what-is-the-problem"/>
+    <w:bookmarkEnd w:id="60"/>
+    <w:bookmarkStart w:id="61" w:name="so-what-is-the-problem"/>
     <w:p>
       <w:pPr>
         <w:pStyle w:val="Heading2"/>
@@ -3037,7 +3845,7 @@
         <w:pStyle w:val="Compact"/>
         <w:numPr>
           <w:ilvl w:val="0"/>
-          <w:numId w:val="1024"/>
+          <w:numId w:val="1036"/>
         </w:numPr>
       </w:pPr>
       <w:r>
@@ -3056,8 +3864,18 @@
         <w:t xml:space="preserve">answer instead of embracing its variation and understanding what the data suggest thoroughly is the problem.</w:t>
       </w:r>
     </w:p>
-    <w:bookmarkEnd w:id="46"/>
-    <w:bookmarkStart w:id="50" w:name="nuzzo-nature-statistical-errors"/>
+    <w:bookmarkEnd w:id="61"/>
+    <w:bookmarkEnd w:id="62"/>
+    <w:bookmarkStart w:id="175" w:name="standing-break"/>
+    <w:p>
+      <w:pPr>
+        <w:pStyle w:val="Heading1"/>
+      </w:pPr>
+      <w:r>
+        <w:t xml:space="preserve">Standing Break</w:t>
+      </w:r>
+    </w:p>
+    <w:bookmarkStart w:id="66" w:name="nuzzo-nature-statistical-errors"/>
     <w:p>
       <w:pPr>
         <w:pStyle w:val="Heading2"/>
@@ -3091,18 +3909,18 @@
           <wp:inline>
             <wp:extent cx="5334000" cy="3017520"/>
             <wp:effectExtent b="0" l="0" r="0" t="0"/>
-            <wp:docPr descr="" title="" id="48" name="Picture"/>
+            <wp:docPr descr="" title="" id="64" name="Picture"/>
             <a:graphic>
               <a:graphicData uri="http://schemas.openxmlformats.org/drawingml/2006/picture">
                 <pic:pic>
                   <pic:nvPicPr>
-                    <pic:cNvPr descr="c11/images/Probable_Cause.jpg" id="49" name="Picture"/>
+                    <pic:cNvPr descr="c11/images/Probable_Cause.jpg" id="65" name="Picture"/>
                     <pic:cNvPicPr>
                       <a:picLocks noChangeArrowheads="1" noChangeAspect="1"/>
                     </pic:cNvPicPr>
                   </pic:nvPicPr>
                   <pic:blipFill>
-                    <a:blip r:embed="rId47"/>
+                    <a:blip r:embed="rId63"/>
                     <a:stretch>
                       <a:fillRect/>
                     </a:stretch>
@@ -3129,8 +3947,8 @@
         </w:drawing>
       </w:r>
     </w:p>
-    <w:bookmarkEnd w:id="50"/>
-    <w:bookmarkStart w:id="57" w:name="are-p-values-all-that-bad"/>
+    <w:bookmarkEnd w:id="66"/>
+    <w:bookmarkStart w:id="73" w:name="are-p-values-all-that-bad"/>
     <w:p>
       <w:pPr>
         <w:pStyle w:val="Heading2"/>
@@ -3148,18 +3966,18 @@
           <wp:inline>
             <wp:extent cx="5334000" cy="2257730"/>
             <wp:effectExtent b="0" l="0" r="0" t="0"/>
-            <wp:docPr descr="" title="" id="52" name="Picture"/>
+            <wp:docPr descr="" title="" id="68" name="Picture"/>
             <a:graphic>
               <a:graphicData uri="http://schemas.openxmlformats.org/drawingml/2006/picture">
                 <pic:pic>
                   <pic:nvPicPr>
-                    <pic:cNvPr descr="c11/images/dude.PNG" id="53" name="Picture"/>
+                    <pic:cNvPr descr="c11/images/dude.PNG" id="69" name="Picture"/>
                     <pic:cNvPicPr>
                       <a:picLocks noChangeArrowheads="1" noChangeAspect="1"/>
                     </pic:cNvPicPr>
                   </pic:nvPicPr>
                   <pic:blipFill>
-                    <a:blip r:embed="rId51"/>
+                    <a:blip r:embed="rId67"/>
                     <a:stretch>
                       <a:fillRect/>
                     </a:stretch>
@@ -3202,18 +4020,18 @@
           <wp:inline>
             <wp:extent cx="5334000" cy="4632858"/>
             <wp:effectExtent b="0" l="0" r="0" t="0"/>
-            <wp:docPr descr="" title="" id="55" name="Picture"/>
+            <wp:docPr descr="" title="" id="71" name="Picture"/>
             <a:graphic>
               <a:graphicData uri="http://schemas.openxmlformats.org/drawingml/2006/picture">
                 <pic:pic>
                   <pic:nvPicPr>
-                    <pic:cNvPr descr="c11/images/dude2.PNG" id="56" name="Picture"/>
+                    <pic:cNvPr descr="c11/images/dude2.PNG" id="72" name="Picture"/>
                     <pic:cNvPicPr>
                       <a:picLocks noChangeArrowheads="1" noChangeAspect="1"/>
                     </pic:cNvPicPr>
                   </pic:nvPicPr>
                   <pic:blipFill>
-                    <a:blip r:embed="rId54"/>
+                    <a:blip r:embed="rId70"/>
                     <a:stretch>
                       <a:fillRect/>
                     </a:stretch>
@@ -3240,8 +4058,8 @@
         </w:drawing>
       </w:r>
     </w:p>
-    <w:bookmarkEnd w:id="57"/>
-    <w:bookmarkStart w:id="58" w:name="asa-statement-on-p-values"/>
+    <w:bookmarkEnd w:id="73"/>
+    <w:bookmarkStart w:id="74" w:name="asa-statement-on-p-values"/>
     <w:p>
       <w:pPr>
         <w:pStyle w:val="Heading2"/>
@@ -3312,8 +4130,8 @@
         <w:t xml:space="preserve">(This quote comes from the much-lamented fivethirtyeight.com website.)</w:t>
       </w:r>
     </w:p>
-    <w:bookmarkEnd w:id="58"/>
-    <w:bookmarkStart w:id="60" w:name="a-few-comments-on-significance"/>
+    <w:bookmarkEnd w:id="74"/>
+    <w:bookmarkStart w:id="76" w:name="a-few-comments-on-significance"/>
     <w:p>
       <w:pPr>
         <w:pStyle w:val="Heading2"/>
@@ -3326,7 +4144,7 @@
       <w:pPr>
         <w:numPr>
           <w:ilvl w:val="0"/>
-          <w:numId w:val="1025"/>
+          <w:numId w:val="1037"/>
         </w:numPr>
       </w:pPr>
       <w:r>
@@ -3359,7 +4177,7 @@
       <w:pPr>
         <w:numPr>
           <w:ilvl w:val="0"/>
-          <w:numId w:val="1025"/>
+          <w:numId w:val="1037"/>
         </w:numPr>
       </w:pPr>
       <w:r>
@@ -3380,7 +4198,7 @@
       <w:pPr>
         <w:numPr>
           <w:ilvl w:val="0"/>
-          <w:numId w:val="1025"/>
+          <w:numId w:val="1037"/>
         </w:numPr>
       </w:pPr>
       <w:r>
@@ -3401,7 +4219,7 @@
       <w:pPr>
         <w:numPr>
           <w:ilvl w:val="0"/>
-          <w:numId w:val="1025"/>
+          <w:numId w:val="1037"/>
         </w:numPr>
       </w:pPr>
       <w:r>
@@ -3422,7 +4240,7 @@
       <w:pPr>
         <w:pStyle w:val="FirstParagraph"/>
       </w:pPr>
-      <w:hyperlink r:id="rId59">
+      <w:hyperlink r:id="rId75">
         <w:r>
           <w:rPr>
             <w:rStyle w:val="Hyperlink"/>
@@ -3453,8 +4271,8 @@
         <w:t xml:space="preserve">values</w:t>
       </w:r>
     </w:p>
-    <w:bookmarkEnd w:id="60"/>
-    <w:bookmarkStart w:id="62" w:name="p-0.05"/>
+    <w:bookmarkEnd w:id="76"/>
+    <w:bookmarkStart w:id="78" w:name="p-0.05"/>
     <w:p>
       <w:pPr>
         <w:pStyle w:val="Heading2"/>
@@ -3500,7 +4318,7 @@
         <w:pStyle w:val="Compact"/>
         <w:numPr>
           <w:ilvl w:val="0"/>
-          <w:numId w:val="1026"/>
+          <w:numId w:val="1038"/>
         </w:numPr>
       </w:pPr>
       <w:r>
@@ -3512,7 +4330,7 @@
       <w:r>
         <w:t xml:space="preserve">“</w:t>
       </w:r>
-      <w:hyperlink r:id="rId61">
+      <w:hyperlink r:id="rId77">
         <w:r>
           <w:rPr>
             <w:rStyle w:val="Hyperlink"/>
@@ -3536,8 +4354,8 @@
         <w:t xml:space="preserve">“Science’s most important (and controversial) number has its origins in a British experiment involving milk and tea.”</w:t>
       </w:r>
     </w:p>
-    <w:bookmarkEnd w:id="62"/>
-    <w:bookmarkStart w:id="64" w:name="more-from-dr.-wakim"/>
+    <w:bookmarkEnd w:id="78"/>
+    <w:bookmarkStart w:id="80" w:name="more-from-dr.-wakim"/>
     <w:p>
       <w:pPr>
         <w:pStyle w:val="Heading2"/>
@@ -3583,7 +4401,7 @@
         <w:pStyle w:val="Compact"/>
         <w:numPr>
           <w:ilvl w:val="0"/>
-          <w:numId w:val="1027"/>
+          <w:numId w:val="1039"/>
         </w:numPr>
       </w:pPr>
       <w:r>
@@ -3592,7 +4410,7 @@
       <w:r>
         <w:t xml:space="preserve"> </w:t>
       </w:r>
-      <w:hyperlink r:id="rId63"/>
+      <w:hyperlink r:id="rId79"/>
       <w:r>
         <w:t xml:space="preserve"> </w:t>
       </w:r>
@@ -3600,8 +4418,8 @@
         <w:t xml:space="preserve">2018-02-28.</w:t>
       </w:r>
     </w:p>
-    <w:bookmarkEnd w:id="64"/>
-    <w:bookmarkStart w:id="68" w:name="p-values-dont-trend"/>
+    <w:bookmarkEnd w:id="80"/>
+    <w:bookmarkStart w:id="84" w:name="p-values-dont-trend"/>
     <w:p>
       <w:pPr>
         <w:pStyle w:val="Heading2"/>
@@ -3619,18 +4437,18 @@
           <wp:inline>
             <wp:extent cx="5334000" cy="1963761"/>
             <wp:effectExtent b="0" l="0" r="0" t="0"/>
-            <wp:docPr descr="" title="" id="66" name="Picture"/>
+            <wp:docPr descr="" title="" id="82" name="Picture"/>
             <a:graphic>
               <a:graphicData uri="http://schemas.openxmlformats.org/drawingml/2006/picture">
                 <pic:pic>
                   <pic:nvPicPr>
-                    <pic:cNvPr descr="c11/images/pvalues_trend.png" id="67" name="Picture"/>
+                    <pic:cNvPr descr="c11/images/pvalues_trend.png" id="83" name="Picture"/>
                     <pic:cNvPicPr>
                       <a:picLocks noChangeArrowheads="1" noChangeAspect="1"/>
                     </pic:cNvPicPr>
                   </pic:nvPicPr>
                   <pic:blipFill>
-                    <a:blip r:embed="rId65"/>
+                    <a:blip r:embed="rId81"/>
                     <a:stretch>
                       <a:fillRect/>
                     </a:stretch>
@@ -3657,8 +4475,8 @@
         </w:drawing>
       </w:r>
     </w:p>
-    <w:bookmarkEnd w:id="68"/>
-    <w:bookmarkStart w:id="70" w:name="all-the-p-values"/>
+    <w:bookmarkEnd w:id="84"/>
+    <w:bookmarkStart w:id="86" w:name="all-the-p-values"/>
     <w:p>
       <w:pPr>
         <w:pStyle w:val="Heading2"/>
@@ -3680,7 +4498,7 @@
         <w:pStyle w:val="Compact"/>
         <w:numPr>
           <w:ilvl w:val="0"/>
-          <w:numId w:val="1028"/>
+          <w:numId w:val="1040"/>
         </w:numPr>
       </w:pPr>
       <w:r>
@@ -3689,7 +4507,7 @@
       <w:r>
         <w:t xml:space="preserve"> </w:t>
       </w:r>
-      <w:hyperlink r:id="rId69">
+      <w:hyperlink r:id="rId85">
         <w:r>
           <w:rPr>
             <w:rStyle w:val="Hyperlink"/>
@@ -3703,7 +4521,7 @@
         <w:pStyle w:val="Compact"/>
         <w:numPr>
           <w:ilvl w:val="1"/>
-          <w:numId w:val="1029"/>
+          <w:numId w:val="1041"/>
         </w:numPr>
       </w:pPr>
       <w:r>
@@ -3738,8 +4556,8 @@
         <w:t xml:space="preserve">What do you suppose the distribution of those p values is going to look like?</w:t>
       </w:r>
     </w:p>
-    <w:bookmarkEnd w:id="70"/>
-    <w:bookmarkStart w:id="74" w:name="X24a78d0618d411d5e86f880c6c40cca0f1b726d"/>
+    <w:bookmarkEnd w:id="86"/>
+    <w:bookmarkStart w:id="90" w:name="X24a78d0618d411d5e86f880c6c40cca0f1b726d"/>
     <w:p>
       <w:pPr>
         <w:pStyle w:val="Heading2"/>
@@ -3757,18 +4575,18 @@
           <wp:inline>
             <wp:extent cx="5334000" cy="3317243"/>
             <wp:effectExtent b="0" l="0" r="0" t="0"/>
-            <wp:docPr descr="" title="" id="72" name="Picture"/>
+            <wp:docPr descr="" title="" id="88" name="Picture"/>
             <a:graphic>
               <a:graphicData uri="http://schemas.openxmlformats.org/drawingml/2006/picture">
                 <pic:pic>
                   <pic:nvPicPr>
-                    <pic:cNvPr descr="c11/images/leek.png" id="73" name="Picture"/>
+                    <pic:cNvPr descr="c11/images/leek.png" id="89" name="Picture"/>
                     <pic:cNvPicPr>
                       <a:picLocks noChangeArrowheads="1" noChangeAspect="1"/>
                     </pic:cNvPicPr>
                   </pic:nvPicPr>
                   <pic:blipFill>
-                    <a:blip r:embed="rId71"/>
+                    <a:blip r:embed="rId87"/>
                     <a:stretch>
                       <a:fillRect/>
                     </a:stretch>
@@ -3795,8 +4613,8 @@
         </w:drawing>
       </w:r>
     </w:p>
-    <w:bookmarkEnd w:id="74"/>
-    <w:bookmarkStart w:id="81" w:name="from-michael-lopez"/>
+    <w:bookmarkEnd w:id="90"/>
+    <w:bookmarkStart w:id="97" w:name="from-michael-lopez"/>
     <w:p>
       <w:pPr>
         <w:pStyle w:val="Heading2"/>
@@ -3814,18 +4632,18 @@
           <wp:inline>
             <wp:extent cx="5334000" cy="2996259"/>
             <wp:effectExtent b="0" l="0" r="0" t="0"/>
-            <wp:docPr descr="" title="" id="76" name="Picture"/>
+            <wp:docPr descr="" title="" id="92" name="Picture"/>
             <a:graphic>
               <a:graphicData uri="http://schemas.openxmlformats.org/drawingml/2006/picture">
                 <pic:pic>
                   <pic:nvPicPr>
-                    <pic:cNvPr descr="c11/images/lopez.png" id="77" name="Picture"/>
+                    <pic:cNvPr descr="c11/images/lopez.png" id="93" name="Picture"/>
                     <pic:cNvPicPr>
                       <a:picLocks noChangeArrowheads="1" noChangeAspect="1"/>
                     </pic:cNvPicPr>
                   </pic:nvPicPr>
                   <pic:blipFill>
-                    <a:blip r:embed="rId75"/>
+                    <a:blip r:embed="rId91"/>
                     <a:stretch>
                       <a:fillRect/>
                     </a:stretch>
@@ -3868,18 +4686,18 @@
           <wp:inline>
             <wp:extent cx="5334000" cy="4538003"/>
             <wp:effectExtent b="0" l="0" r="0" t="0"/>
-            <wp:docPr descr="" title="" id="79" name="Picture"/>
+            <wp:docPr descr="" title="" id="95" name="Picture"/>
             <a:graphic>
               <a:graphicData uri="http://schemas.openxmlformats.org/drawingml/2006/picture">
                 <pic:pic>
                   <pic:nvPicPr>
-                    <pic:cNvPr descr="c11/images/hernan1.png" id="80" name="Picture"/>
+                    <pic:cNvPr descr="c11/images/hernan1.png" id="96" name="Picture"/>
                     <pic:cNvPicPr>
                       <a:picLocks noChangeArrowheads="1" noChangeAspect="1"/>
                     </pic:cNvPicPr>
                   </pic:nvPicPr>
                   <pic:blipFill>
-                    <a:blip r:embed="rId78"/>
+                    <a:blip r:embed="rId94"/>
                     <a:stretch>
                       <a:fillRect/>
                     </a:stretch>
@@ -3906,18 +4724,8 @@
         </w:drawing>
       </w:r>
     </w:p>
-    <w:bookmarkEnd w:id="81"/>
-    <w:bookmarkEnd w:id="82"/>
-    <w:bookmarkStart w:id="172" w:name="standing-break"/>
-    <w:p>
-      <w:pPr>
-        <w:pStyle w:val="Heading1"/>
-      </w:pPr>
-      <w:r>
-        <w:t xml:space="preserve">Standing Break</w:t>
-      </w:r>
-    </w:p>
-    <w:bookmarkStart w:id="95" w:name="unfortunately"/>
+    <w:bookmarkEnd w:id="97"/>
+    <w:bookmarkStart w:id="110" w:name="unfortunately"/>
     <w:p>
       <w:pPr>
         <w:pStyle w:val="Heading2"/>
@@ -3962,18 +4770,18 @@
           <wp:inline>
             <wp:extent cx="5334000" cy="4858043"/>
             <wp:effectExtent b="0" l="0" r="0" t="0"/>
-            <wp:docPr descr="" title="" id="84" name="Picture"/>
+            <wp:docPr descr="" title="" id="99" name="Picture"/>
             <a:graphic>
               <a:graphicData uri="http://schemas.openxmlformats.org/drawingml/2006/picture">
                 <pic:pic>
                   <pic:nvPicPr>
-                    <pic:cNvPr descr="c11/images/alonso1.png" id="85" name="Picture"/>
+                    <pic:cNvPr descr="c11/images/alonso1.png" id="100" name="Picture"/>
                     <pic:cNvPicPr>
                       <a:picLocks noChangeArrowheads="1" noChangeAspect="1"/>
                     </pic:cNvPicPr>
                   </pic:nvPicPr>
                   <pic:blipFill>
-                    <a:blip r:embed="rId83"/>
+                    <a:blip r:embed="rId98"/>
                     <a:stretch>
                       <a:fillRect/>
                     </a:stretch>
@@ -4016,18 +4824,18 @@
           <wp:inline>
             <wp:extent cx="5867400" cy="3300412"/>
             <wp:effectExtent b="0" l="0" r="0" t="0"/>
-            <wp:docPr descr="" title="" id="87" name="Picture"/>
+            <wp:docPr descr="" title="" id="102" name="Picture"/>
             <a:graphic>
               <a:graphicData uri="http://schemas.openxmlformats.org/drawingml/2006/picture">
                 <pic:pic>
                   <pic:nvPicPr>
-                    <pic:cNvPr descr="c11/images/jaha2017.jpg" id="88" name="Picture"/>
+                    <pic:cNvPr descr="c11/images/jaha2017.jpg" id="103" name="Picture"/>
                     <pic:cNvPicPr>
                       <a:picLocks noChangeArrowheads="1" noChangeAspect="1"/>
                     </pic:cNvPicPr>
                   </pic:nvPicPr>
                   <pic:blipFill>
-                    <a:blip r:embed="rId86"/>
+                    <a:blip r:embed="rId101"/>
                     <a:stretch>
                       <a:fillRect/>
                     </a:stretch>
@@ -4070,18 +4878,18 @@
           <wp:inline>
             <wp:extent cx="6400800" cy="3257892"/>
             <wp:effectExtent b="0" l="0" r="0" t="0"/>
-            <wp:docPr descr="" title="" id="90" name="Picture"/>
+            <wp:docPr descr="" title="" id="105" name="Picture"/>
             <a:graphic>
               <a:graphicData uri="http://schemas.openxmlformats.org/drawingml/2006/picture">
                 <pic:pic>
                   <pic:nvPicPr>
-                    <pic:cNvPr descr="c11/images/babyak1.png" id="91" name="Picture"/>
+                    <pic:cNvPr descr="c11/images/babyak1.png" id="106" name="Picture"/>
                     <pic:cNvPicPr>
                       <a:picLocks noChangeArrowheads="1" noChangeAspect="1"/>
                     </pic:cNvPicPr>
                   </pic:nvPicPr>
                   <pic:blipFill>
-                    <a:blip r:embed="rId89"/>
+                    <a:blip r:embed="rId104"/>
                     <a:stretch>
                       <a:fillRect/>
                     </a:stretch>
@@ -4124,18 +4932,18 @@
           <wp:inline>
             <wp:extent cx="6246795" cy="2849077"/>
             <wp:effectExtent b="0" l="0" r="0" t="0"/>
-            <wp:docPr descr="" title="" id="93" name="Picture"/>
+            <wp:docPr descr="" title="" id="108" name="Picture"/>
             <a:graphic>
               <a:graphicData uri="http://schemas.openxmlformats.org/drawingml/2006/picture">
                 <pic:pic>
                   <pic:nvPicPr>
-                    <pic:cNvPr descr="c11/images/rothman1.png" id="94" name="Picture"/>
+                    <pic:cNvPr descr="c11/images/rothman1.png" id="109" name="Picture"/>
                     <pic:cNvPicPr>
                       <a:picLocks noChangeArrowheads="1" noChangeAspect="1"/>
                     </pic:cNvPicPr>
                   </pic:nvPicPr>
                   <pic:blipFill>
-                    <a:blip r:embed="rId92"/>
+                    <a:blip r:embed="rId107"/>
                     <a:stretch>
                       <a:fillRect/>
                     </a:stretch>
@@ -4162,8 +4970,8 @@
         </w:drawing>
       </w:r>
     </w:p>
-    <w:bookmarkEnd w:id="95"/>
-    <w:bookmarkStart w:id="96" w:name="george-cobbs-questions"/>
+    <w:bookmarkEnd w:id="110"/>
+    <w:bookmarkStart w:id="111" w:name="george-cobbs-questions"/>
     <w:p>
       <w:pPr>
         <w:pStyle w:val="Heading2"/>
@@ -4260,8 +5068,8 @@
         <w:t xml:space="preserve">A: Because that’s what they were taught in college or grad school.</w:t>
       </w:r>
     </w:p>
-    <w:bookmarkEnd w:id="96"/>
-    <w:bookmarkStart w:id="98" w:name="researcher-degrees-of-freedom-1"/>
+    <w:bookmarkEnd w:id="111"/>
+    <w:bookmarkStart w:id="113" w:name="researcher-degrees-of-freedom-1"/>
     <w:p>
       <w:pPr>
         <w:pStyle w:val="Heading2"/>
@@ -4322,7 +5130,7 @@
       <w:pPr>
         <w:pStyle w:val="FirstParagraph"/>
       </w:pPr>
-      <w:hyperlink r:id="rId97">
+      <w:hyperlink r:id="rId112">
         <w:r>
           <w:rPr>
             <w:rStyle w:val="Hyperlink"/>
@@ -4331,8 +5139,8 @@
         </w:r>
       </w:hyperlink>
     </w:p>
-    <w:bookmarkEnd w:id="98"/>
-    <w:bookmarkStart w:id="100" w:name="researcher-degrees-of-freedom-2"/>
+    <w:bookmarkEnd w:id="113"/>
+    <w:bookmarkStart w:id="115" w:name="researcher-degrees-of-freedom-2"/>
     <w:p>
       <w:pPr>
         <w:pStyle w:val="Heading2"/>
@@ -4365,7 +5173,7 @@
         <w:pStyle w:val="Compact"/>
         <w:numPr>
           <w:ilvl w:val="0"/>
-          <w:numId w:val="1030"/>
+          <w:numId w:val="1042"/>
         </w:numPr>
       </w:pPr>
       <w:r>
@@ -4374,7 +5182,7 @@
       <w:r>
         <w:t xml:space="preserve"> </w:t>
       </w:r>
-      <w:hyperlink r:id="rId99">
+      <w:hyperlink r:id="rId114">
         <w:r>
           <w:rPr>
             <w:rStyle w:val="Hyperlink"/>
@@ -4397,10 +5205,10 @@
         <w:pStyle w:val="Compact"/>
         <w:numPr>
           <w:ilvl w:val="0"/>
-          <w:numId w:val="1030"/>
-        </w:numPr>
-      </w:pPr>
-      <w:hyperlink r:id="rId97">
+          <w:numId w:val="1042"/>
+        </w:numPr>
+      </w:pPr>
+      <w:hyperlink r:id="rId112">
         <w:r>
           <w:rPr>
             <w:rStyle w:val="Hyperlink"/>
@@ -4415,8 +5223,8 @@
         <w:t xml:space="preserve">and others, defining the term.</w:t>
       </w:r>
     </w:p>
-    <w:bookmarkEnd w:id="100"/>
-    <w:bookmarkStart w:id="102" w:name="and-this-is-really-hard-to-deal-with"/>
+    <w:bookmarkEnd w:id="115"/>
+    <w:bookmarkStart w:id="117" w:name="and-this-is-really-hard-to-deal-with"/>
     <w:p>
       <w:pPr>
         <w:pStyle w:val="Heading2"/>
@@ -4507,10 +5315,10 @@
         <w:pStyle w:val="Compact"/>
         <w:numPr>
           <w:ilvl w:val="0"/>
-          <w:numId w:val="1031"/>
-        </w:numPr>
-      </w:pPr>
-      <w:hyperlink r:id="rId101">
+          <w:numId w:val="1043"/>
+        </w:numPr>
+      </w:pPr>
+      <w:hyperlink r:id="rId116">
         <w:r>
           <w:rPr>
             <w:rStyle w:val="Hyperlink"/>
@@ -4519,8 +5327,8 @@
         </w:r>
       </w:hyperlink>
     </w:p>
-    <w:bookmarkEnd w:id="102"/>
-    <w:bookmarkStart w:id="105" w:name="abandon-statistical-significance"/>
+    <w:bookmarkEnd w:id="117"/>
+    <w:bookmarkStart w:id="120" w:name="abandon-statistical-significance"/>
     <w:p>
       <w:pPr>
         <w:pStyle w:val="Heading2"/>
@@ -4539,7 +5347,7 @@
       <w:r>
         <w:t xml:space="preserve"> </w:t>
       </w:r>
-      <w:hyperlink r:id="rId103">
+      <w:hyperlink r:id="rId118">
         <w:r>
           <w:rPr>
             <w:rStyle w:val="Hyperlink"/>
@@ -4587,7 +5395,7 @@
       <w:r>
         <w:t xml:space="preserve"> </w:t>
       </w:r>
-      <w:hyperlink r:id="rId104">
+      <w:hyperlink r:id="rId119">
         <w:r>
           <w:rPr>
             <w:rStyle w:val="Hyperlink"/>
@@ -4596,14 +5404,24 @@
         </w:r>
       </w:hyperlink>
     </w:p>
-    <w:bookmarkEnd w:id="105"/>
-    <w:bookmarkStart w:id="109" w:name="jama-2018-04-10"/>
+    <w:bookmarkEnd w:id="120"/>
+    <w:bookmarkStart w:id="124" w:name="Xf75f71cd24cfc48c4e06d52ae6cbaf569788336"/>
     <w:p>
       <w:pPr>
         <w:pStyle w:val="Heading2"/>
       </w:pPr>
       <w:r>
-        <w:t xml:space="preserve">JAMA 2018-04-10</w:t>
+        <w:rPr>
+          <w:i/>
+          <w:iCs/>
+        </w:rPr>
+        <w:t xml:space="preserve">Nature</w:t>
+      </w:r>
+      <w:r>
+        <w:t xml:space="preserve"> </w:t>
+      </w:r>
+      <w:r>
+        <w:t xml:space="preserve">P values are just the tip of the iceberg!</w:t>
       </w:r>
     </w:p>
     <w:p>
@@ -4613,217 +5431,20 @@
       <w:r>
         <w:drawing>
           <wp:inline>
-            <wp:extent cx="5334000" cy="3315092"/>
+            <wp:extent cx="5334000" cy="1698224"/>
             <wp:effectExtent b="0" l="0" r="0" t="0"/>
-            <wp:docPr descr="" title="" id="107" name="Picture"/>
+            <wp:docPr descr="" title="" id="122" name="Picture"/>
             <a:graphic>
               <a:graphicData uri="http://schemas.openxmlformats.org/drawingml/2006/picture">
                 <pic:pic>
                   <pic:nvPicPr>
-                    <pic:cNvPr descr="c11/images/Ioannidis2018.png" id="108" name="Picture"/>
+                    <pic:cNvPr descr="c11/images/nature.png" id="123" name="Picture"/>
                     <pic:cNvPicPr>
                       <a:picLocks noChangeArrowheads="1" noChangeAspect="1"/>
                     </pic:cNvPicPr>
                   </pic:nvPicPr>
                   <pic:blipFill>
-                    <a:blip r:embed="rId106"/>
-                    <a:stretch>
-                      <a:fillRect/>
-                    </a:stretch>
-                  </pic:blipFill>
-                  <pic:spPr bwMode="auto">
-                    <a:xfrm>
-                      <a:off x="0" y="0"/>
-                      <a:ext cx="5334000" cy="3315092"/>
-                    </a:xfrm>
-                    <a:prstGeom prst="rect">
-                      <a:avLst/>
-                    </a:prstGeom>
-                    <a:noFill/>
-                    <a:ln w="9525">
-                      <a:noFill/>
-                      <a:headEnd/>
-                      <a:tailEnd/>
-                    </a:ln>
-                  </pic:spPr>
-                </pic:pic>
-              </a:graphicData>
-            </a:graphic>
-          </wp:inline>
-        </w:drawing>
-      </w:r>
-    </w:p>
-    <w:bookmarkEnd w:id="109"/>
-    <w:bookmarkStart w:id="113" w:name="blume-et-al.-plos-one-2018-133-e0188299"/>
-    <w:p>
-      <w:pPr>
-        <w:pStyle w:val="Heading2"/>
-      </w:pPr>
-      <w:r>
-        <w:t xml:space="preserve">Blume et al. PLoS ONE (2018) 13(3): e0188299</w:t>
-      </w:r>
-    </w:p>
-    <w:p>
-      <w:pPr>
-        <w:pStyle w:val="FirstParagraph"/>
-      </w:pPr>
-      <w:r>
-        <w:drawing>
-          <wp:inline>
-            <wp:extent cx="5334000" cy="1705397"/>
-            <wp:effectExtent b="0" l="0" r="0" t="0"/>
-            <wp:docPr descr="" title="" id="111" name="Picture"/>
-            <a:graphic>
-              <a:graphicData uri="http://schemas.openxmlformats.org/drawingml/2006/picture">
-                <pic:pic>
-                  <pic:nvPicPr>
-                    <pic:cNvPr descr="c11/images/blume.png" id="112" name="Picture"/>
-                    <pic:cNvPicPr>
-                      <a:picLocks noChangeArrowheads="1" noChangeAspect="1"/>
-                    </pic:cNvPicPr>
-                  </pic:nvPicPr>
-                  <pic:blipFill>
-                    <a:blip r:embed="rId110"/>
-                    <a:stretch>
-                      <a:fillRect/>
-                    </a:stretch>
-                  </pic:blipFill>
-                  <pic:spPr bwMode="auto">
-                    <a:xfrm>
-                      <a:off x="0" y="0"/>
-                      <a:ext cx="5334000" cy="1705397"/>
-                    </a:xfrm>
-                    <a:prstGeom prst="rect">
-                      <a:avLst/>
-                    </a:prstGeom>
-                    <a:noFill/>
-                    <a:ln w="9525">
-                      <a:noFill/>
-                      <a:headEnd/>
-                      <a:tailEnd/>
-                    </a:ln>
-                  </pic:spPr>
-                </pic:pic>
-              </a:graphicData>
-            </a:graphic>
-          </wp:inline>
-        </w:drawing>
-      </w:r>
-    </w:p>
-    <w:bookmarkEnd w:id="113"/>
-    <w:bookmarkStart w:id="117" w:name="second-generation-p-values"/>
-    <w:p>
-      <w:pPr>
-        <w:pStyle w:val="Heading2"/>
-      </w:pPr>
-      <w:r>
-        <w:t xml:space="preserve">Second-generation</w:t>
-      </w:r>
-      <w:r>
-        <w:t xml:space="preserve"> </w:t>
-      </w:r>
-      <w:r>
-        <w:rPr>
-          <w:i/>
-          <w:iCs/>
-        </w:rPr>
-        <w:t xml:space="preserve">p</w:t>
-      </w:r>
-      <w:r>
-        <w:t xml:space="preserve"> </w:t>
-      </w:r>
-      <w:r>
-        <w:t xml:space="preserve">values</w:t>
-      </w:r>
-    </w:p>
-    <w:p>
-      <w:pPr>
-        <w:pStyle w:val="FirstParagraph"/>
-      </w:pPr>
-      <w:r>
-        <w:drawing>
-          <wp:inline>
-            <wp:extent cx="5334000" cy="2991797"/>
-            <wp:effectExtent b="0" l="0" r="0" t="0"/>
-            <wp:docPr descr="" title="" id="115" name="Picture"/>
-            <a:graphic>
-              <a:graphicData uri="http://schemas.openxmlformats.org/drawingml/2006/picture">
-                <pic:pic>
-                  <pic:nvPicPr>
-                    <pic:cNvPr descr="c11/images/blume2.png" id="116" name="Picture"/>
-                    <pic:cNvPicPr>
-                      <a:picLocks noChangeArrowheads="1" noChangeAspect="1"/>
-                    </pic:cNvPicPr>
-                  </pic:nvPicPr>
-                  <pic:blipFill>
-                    <a:blip r:embed="rId114"/>
-                    <a:stretch>
-                      <a:fillRect/>
-                    </a:stretch>
-                  </pic:blipFill>
-                  <pic:spPr bwMode="auto">
-                    <a:xfrm>
-                      <a:off x="0" y="0"/>
-                      <a:ext cx="5334000" cy="2991797"/>
-                    </a:xfrm>
-                    <a:prstGeom prst="rect">
-                      <a:avLst/>
-                    </a:prstGeom>
-                    <a:noFill/>
-                    <a:ln w="9525">
-                      <a:noFill/>
-                      <a:headEnd/>
-                      <a:tailEnd/>
-                    </a:ln>
-                  </pic:spPr>
-                </pic:pic>
-              </a:graphicData>
-            </a:graphic>
-          </wp:inline>
-        </w:drawing>
-      </w:r>
-    </w:p>
-    <w:bookmarkEnd w:id="117"/>
-    <w:bookmarkStart w:id="121" w:name="Xf75f71cd24cfc48c4e06d52ae6cbaf569788336"/>
-    <w:p>
-      <w:pPr>
-        <w:pStyle w:val="Heading2"/>
-      </w:pPr>
-      <w:r>
-        <w:rPr>
-          <w:i/>
-          <w:iCs/>
-        </w:rPr>
-        <w:t xml:space="preserve">Nature</w:t>
-      </w:r>
-      <w:r>
-        <w:t xml:space="preserve"> </w:t>
-      </w:r>
-      <w:r>
-        <w:t xml:space="preserve">P values are just the tip of the iceberg!</w:t>
-      </w:r>
-    </w:p>
-    <w:p>
-      <w:pPr>
-        <w:pStyle w:val="FirstParagraph"/>
-      </w:pPr>
-      <w:r>
-        <w:drawing>
-          <wp:inline>
-            <wp:extent cx="5334000" cy="1698224"/>
-            <wp:effectExtent b="0" l="0" r="0" t="0"/>
-            <wp:docPr descr="" title="" id="119" name="Picture"/>
-            <a:graphic>
-              <a:graphicData uri="http://schemas.openxmlformats.org/drawingml/2006/picture">
-                <pic:pic>
-                  <pic:nvPicPr>
-                    <pic:cNvPr descr="c11/images/nature.png" id="120" name="Picture"/>
-                    <pic:cNvPicPr>
-                      <a:picLocks noChangeArrowheads="1" noChangeAspect="1"/>
-                    </pic:cNvPicPr>
-                  </pic:nvPicPr>
-                  <pic:blipFill>
-                    <a:blip r:embed="rId118"/>
+                    <a:blip r:embed="rId121"/>
                     <a:stretch>
                       <a:fillRect/>
                     </a:stretch>
@@ -4850,8 +5471,8 @@
         </w:drawing>
       </w:r>
     </w:p>
-    <w:bookmarkEnd w:id="121"/>
-    <w:bookmarkStart w:id="122" w:name="ok-so-what-should-we-do"/>
+    <w:bookmarkEnd w:id="124"/>
+    <w:bookmarkStart w:id="125" w:name="ok-so-what-should-we-do"/>
     <w:p>
       <w:pPr>
         <w:pStyle w:val="Heading2"/>
@@ -4891,7 +5512,7 @@
         <w:pStyle w:val="Compact"/>
         <w:numPr>
           <w:ilvl w:val="0"/>
-          <w:numId w:val="1032"/>
+          <w:numId w:val="1044"/>
         </w:numPr>
       </w:pPr>
       <w:r>
@@ -4928,7 +5549,7 @@
         <w:pStyle w:val="Compact"/>
         <w:numPr>
           <w:ilvl w:val="0"/>
-          <w:numId w:val="1032"/>
+          <w:numId w:val="1044"/>
         </w:numPr>
       </w:pPr>
       <w:r>
@@ -4950,7 +5571,7 @@
         <w:pStyle w:val="Compact"/>
         <w:numPr>
           <w:ilvl w:val="0"/>
-          <w:numId w:val="1032"/>
+          <w:numId w:val="1044"/>
         </w:numPr>
       </w:pPr>
       <w:r>
@@ -4972,7 +5593,7 @@
         <w:pStyle w:val="Compact"/>
         <w:numPr>
           <w:ilvl w:val="0"/>
-          <w:numId w:val="1032"/>
+          <w:numId w:val="1044"/>
         </w:numPr>
       </w:pPr>
       <w:r>
@@ -4984,7 +5605,7 @@
         <w:pStyle w:val="Compact"/>
         <w:numPr>
           <w:ilvl w:val="0"/>
-          <w:numId w:val="1032"/>
+          <w:numId w:val="1044"/>
         </w:numPr>
       </w:pPr>
       <w:r>
@@ -4996,7 +5617,7 @@
         <w:pStyle w:val="Compact"/>
         <w:numPr>
           <w:ilvl w:val="0"/>
-          <w:numId w:val="1033"/>
+          <w:numId w:val="1045"/>
         </w:numPr>
       </w:pPr>
       <w:r>
@@ -5015,8 +5636,8 @@
         <w:t xml:space="preserve">in Section 7 of the main editorial, too.</w:t>
       </w:r>
     </w:p>
-    <w:bookmarkEnd w:id="122"/>
-    <w:bookmarkStart w:id="126" w:name="X9dc682dc00b99fafe0d7a4792e31aab3bba5d96"/>
+    <w:bookmarkEnd w:id="125"/>
+    <w:bookmarkStart w:id="129" w:name="X9dc682dc00b99fafe0d7a4792e31aab3bba5d96"/>
     <w:p>
       <w:pPr>
         <w:pStyle w:val="Heading2"/>
@@ -5034,18 +5655,18 @@
           <wp:inline>
             <wp:extent cx="5334000" cy="2650012"/>
             <wp:effectExtent b="0" l="0" r="0" t="0"/>
-            <wp:docPr descr="" title="" id="124" name="Picture"/>
+            <wp:docPr descr="" title="" id="127" name="Picture"/>
             <a:graphic>
               <a:graphicData uri="http://schemas.openxmlformats.org/drawingml/2006/picture">
                 <pic:pic>
                   <pic:nvPicPr>
-                    <pic:cNvPr descr="c11/images/ASA2019_title.PNG" id="125" name="Picture"/>
+                    <pic:cNvPr descr="c11/images/ASA2019_title.PNG" id="128" name="Picture"/>
                     <pic:cNvPicPr>
                       <a:picLocks noChangeArrowheads="1" noChangeAspect="1"/>
                     </pic:cNvPicPr>
                   </pic:nvPicPr>
                   <pic:blipFill>
-                    <a:blip r:embed="rId123"/>
+                    <a:blip r:embed="rId126"/>
                     <a:stretch>
                       <a:fillRect/>
                     </a:stretch>
@@ -5072,8 +5693,8 @@
         </w:drawing>
       </w:r>
     </w:p>
-    <w:bookmarkEnd w:id="126"/>
-    <w:bookmarkStart w:id="130" w:name="X1f458ddc61ca8b71be331b587fd1f2d9c556cc4"/>
+    <w:bookmarkEnd w:id="129"/>
+    <w:bookmarkStart w:id="133" w:name="X1f458ddc61ca8b71be331b587fd1f2d9c556cc4"/>
     <w:p>
       <w:pPr>
         <w:pStyle w:val="Heading2"/>
@@ -5139,7 +5760,7 @@
         <w:pStyle w:val="Compact"/>
         <w:numPr>
           <w:ilvl w:val="0"/>
-          <w:numId w:val="1034"/>
+          <w:numId w:val="1046"/>
         </w:numPr>
       </w:pPr>
       <w:r>
@@ -5155,18 +5776,18 @@
           <wp:inline>
             <wp:extent cx="5334000" cy="2736816"/>
             <wp:effectExtent b="0" l="0" r="0" t="0"/>
-            <wp:docPr descr="" title="" id="128" name="Picture"/>
+            <wp:docPr descr="" title="" id="131" name="Picture"/>
             <a:graphic>
               <a:graphicData uri="http://schemas.openxmlformats.org/drawingml/2006/picture">
                 <pic:pic>
                   <pic:nvPicPr>
-                    <pic:cNvPr descr="c11/images/ASA2019_2.png" id="129" name="Picture"/>
+                    <pic:cNvPr descr="c11/images/ASA2019_2.png" id="132" name="Picture"/>
                     <pic:cNvPicPr>
                       <a:picLocks noChangeArrowheads="1" noChangeAspect="1"/>
                     </pic:cNvPicPr>
                   </pic:nvPicPr>
                   <pic:blipFill>
-                    <a:blip r:embed="rId127"/>
+                    <a:blip r:embed="rId130"/>
                     <a:stretch>
                       <a:fillRect/>
                     </a:stretch>
@@ -5193,8 +5814,8 @@
         </w:drawing>
       </w:r>
     </w:p>
-    <w:bookmarkEnd w:id="130"/>
-    <w:bookmarkStart w:id="131" w:name="X28021646b223b722f26e61661b4a3cd8d1b2670"/>
+    <w:bookmarkEnd w:id="133"/>
+    <w:bookmarkStart w:id="134" w:name="X28021646b223b722f26e61661b4a3cd8d1b2670"/>
     <w:p>
       <w:pPr>
         <w:pStyle w:val="Heading2"/>
@@ -5279,8 +5900,8 @@
         <w:t xml:space="preserve">It also helps us be modest … [and] leads us to be thoughtful.</w:t>
       </w:r>
     </w:p>
-    <w:bookmarkEnd w:id="131"/>
-    <w:bookmarkStart w:id="135" w:name="X32486608d4aeb6a8b5620001a25f087dcfbc304"/>
+    <w:bookmarkEnd w:id="134"/>
+    <w:bookmarkStart w:id="138" w:name="X32486608d4aeb6a8b5620001a25f087dcfbc304"/>
     <w:p>
       <w:pPr>
         <w:pStyle w:val="Heading2"/>
@@ -5350,18 +5971,18 @@
           <wp:inline>
             <wp:extent cx="5334000" cy="2899507"/>
             <wp:effectExtent b="0" l="0" r="0" t="0"/>
-            <wp:docPr descr="" title="" id="133" name="Picture"/>
+            <wp:docPr descr="" title="" id="136" name="Picture"/>
             <a:graphic>
               <a:graphicData uri="http://schemas.openxmlformats.org/drawingml/2006/picture">
                 <pic:pic>
                   <pic:nvPicPr>
-                    <pic:cNvPr descr="c11/images/ASA2019_3.png" id="134" name="Picture"/>
+                    <pic:cNvPr descr="c11/images/ASA2019_3.png" id="137" name="Picture"/>
                     <pic:cNvPicPr>
                       <a:picLocks noChangeArrowheads="1" noChangeAspect="1"/>
                     </pic:cNvPicPr>
                   </pic:nvPicPr>
                   <pic:blipFill>
-                    <a:blip r:embed="rId132"/>
+                    <a:blip r:embed="rId135"/>
                     <a:stretch>
                       <a:fillRect/>
                     </a:stretch>
@@ -5388,8 +6009,8 @@
         </w:drawing>
       </w:r>
     </w:p>
-    <w:bookmarkEnd w:id="135"/>
-    <w:bookmarkStart w:id="139" w:name="X82999204118ae964b579e981eacbe6384edab8d"/>
+    <w:bookmarkEnd w:id="138"/>
+    <w:bookmarkStart w:id="142" w:name="X82999204118ae964b579e981eacbe6384edab8d"/>
     <w:p>
       <w:pPr>
         <w:pStyle w:val="Heading2"/>
@@ -5459,18 +6080,18 @@
           <wp:inline>
             <wp:extent cx="5334000" cy="2470846"/>
             <wp:effectExtent b="0" l="0" r="0" t="0"/>
-            <wp:docPr descr="" title="" id="137" name="Picture"/>
+            <wp:docPr descr="" title="" id="140" name="Picture"/>
             <a:graphic>
               <a:graphicData uri="http://schemas.openxmlformats.org/drawingml/2006/picture">
                 <pic:pic>
                   <pic:nvPicPr>
-                    <pic:cNvPr descr="c11/images/ASA2019_4.png" id="138" name="Picture"/>
+                    <pic:cNvPr descr="c11/images/ASA2019_4.png" id="141" name="Picture"/>
                     <pic:cNvPicPr>
                       <a:picLocks noChangeArrowheads="1" noChangeAspect="1"/>
                     </pic:cNvPicPr>
                   </pic:nvPicPr>
                   <pic:blipFill>
-                    <a:blip r:embed="rId136"/>
+                    <a:blip r:embed="rId139"/>
                     <a:stretch>
                       <a:fillRect/>
                     </a:stretch>
@@ -5497,8 +6118,8 @@
         </w:drawing>
       </w:r>
     </w:p>
-    <w:bookmarkEnd w:id="139"/>
-    <w:bookmarkStart w:id="143" w:name="X2526959ee678419386d10b9fb6b14093135d93d"/>
+    <w:bookmarkEnd w:id="142"/>
+    <w:bookmarkStart w:id="146" w:name="X2526959ee678419386d10b9fb6b14093135d93d"/>
     <w:p>
       <w:pPr>
         <w:pStyle w:val="Heading2"/>
@@ -5568,18 +6189,18 @@
           <wp:inline>
             <wp:extent cx="5334000" cy="2469444"/>
             <wp:effectExtent b="0" l="0" r="0" t="0"/>
-            <wp:docPr descr="" title="" id="141" name="Picture"/>
+            <wp:docPr descr="" title="" id="144" name="Picture"/>
             <a:graphic>
               <a:graphicData uri="http://schemas.openxmlformats.org/drawingml/2006/picture">
                 <pic:pic>
                   <pic:nvPicPr>
-                    <pic:cNvPr descr="c11/images/ASA2019_5.png" id="142" name="Picture"/>
+                    <pic:cNvPr descr="c11/images/ASA2019_5.png" id="145" name="Picture"/>
                     <pic:cNvPicPr>
                       <a:picLocks noChangeArrowheads="1" noChangeAspect="1"/>
                     </pic:cNvPicPr>
                   </pic:nvPicPr>
                   <pic:blipFill>
-                    <a:blip r:embed="rId140"/>
+                    <a:blip r:embed="rId143"/>
                     <a:stretch>
                       <a:fillRect/>
                     </a:stretch>
@@ -5606,8 +6227,8 @@
         </w:drawing>
       </w:r>
     </w:p>
-    <w:bookmarkEnd w:id="143"/>
-    <w:bookmarkStart w:id="147" w:name="X3f99cee95e39fc6ca3403af80d7da78d95af68b"/>
+    <w:bookmarkEnd w:id="146"/>
+    <w:bookmarkStart w:id="150" w:name="X3f99cee95e39fc6ca3403af80d7da78d95af68b"/>
     <w:p>
       <w:pPr>
         <w:pStyle w:val="Heading2"/>
@@ -5677,18 +6298,18 @@
           <wp:inline>
             <wp:extent cx="5334000" cy="2475486"/>
             <wp:effectExtent b="0" l="0" r="0" t="0"/>
-            <wp:docPr descr="" title="" id="145" name="Picture"/>
+            <wp:docPr descr="" title="" id="148" name="Picture"/>
             <a:graphic>
               <a:graphicData uri="http://schemas.openxmlformats.org/drawingml/2006/picture">
                 <pic:pic>
                   <pic:nvPicPr>
-                    <pic:cNvPr descr="c11/images/ASA2019_6.png" id="146" name="Picture"/>
+                    <pic:cNvPr descr="c11/images/ASA2019_6.png" id="149" name="Picture"/>
                     <pic:cNvPicPr>
                       <a:picLocks noChangeArrowheads="1" noChangeAspect="1"/>
                     </pic:cNvPicPr>
                   </pic:nvPicPr>
                   <pic:blipFill>
-                    <a:blip r:embed="rId144"/>
+                    <a:blip r:embed="rId147"/>
                     <a:stretch>
                       <a:fillRect/>
                     </a:stretch>
@@ -5715,8 +6336,8 @@
         </w:drawing>
       </w:r>
     </w:p>
-    <w:bookmarkEnd w:id="147"/>
-    <w:bookmarkStart w:id="151" w:name="Xb321d0164843f9b4bd1589cda508155f92fd38b"/>
+    <w:bookmarkEnd w:id="150"/>
+    <w:bookmarkStart w:id="154" w:name="Xb321d0164843f9b4bd1589cda508155f92fd38b"/>
     <w:p>
       <w:pPr>
         <w:pStyle w:val="Heading2"/>
@@ -5786,18 +6407,18 @@
           <wp:inline>
             <wp:extent cx="5334000" cy="1956728"/>
             <wp:effectExtent b="0" l="0" r="0" t="0"/>
-            <wp:docPr descr="" title="" id="149" name="Picture"/>
+            <wp:docPr descr="" title="" id="152" name="Picture"/>
             <a:graphic>
               <a:graphicData uri="http://schemas.openxmlformats.org/drawingml/2006/picture">
                 <pic:pic>
                   <pic:nvPicPr>
-                    <pic:cNvPr descr="c11/images/ASA2019_7.png" id="150" name="Picture"/>
+                    <pic:cNvPr descr="c11/images/ASA2019_7.png" id="153" name="Picture"/>
                     <pic:cNvPicPr>
                       <a:picLocks noChangeArrowheads="1" noChangeAspect="1"/>
                     </pic:cNvPicPr>
                   </pic:nvPicPr>
                   <pic:blipFill>
-                    <a:blip r:embed="rId148"/>
+                    <a:blip r:embed="rId151"/>
                     <a:stretch>
                       <a:fillRect/>
                     </a:stretch>
@@ -5824,8 +6445,8 @@
         </w:drawing>
       </w:r>
     </w:p>
-    <w:bookmarkEnd w:id="151"/>
-    <w:bookmarkStart w:id="155" w:name="Xf776c74e353281b1265e09bf4347c424f2463b6"/>
+    <w:bookmarkEnd w:id="154"/>
+    <w:bookmarkStart w:id="158" w:name="Xf776c74e353281b1265e09bf4347c424f2463b6"/>
     <w:p>
       <w:pPr>
         <w:pStyle w:val="Heading2"/>
@@ -5895,18 +6516,18 @@
           <wp:inline>
             <wp:extent cx="5334000" cy="2846233"/>
             <wp:effectExtent b="0" l="0" r="0" t="0"/>
-            <wp:docPr descr="" title="" id="153" name="Picture"/>
+            <wp:docPr descr="" title="" id="156" name="Picture"/>
             <a:graphic>
               <a:graphicData uri="http://schemas.openxmlformats.org/drawingml/2006/picture">
                 <pic:pic>
                   <pic:nvPicPr>
-                    <pic:cNvPr descr="c11/images/ASA2019_8.png" id="154" name="Picture"/>
+                    <pic:cNvPr descr="c11/images/ASA2019_8.png" id="157" name="Picture"/>
                     <pic:cNvPicPr>
                       <a:picLocks noChangeArrowheads="1" noChangeAspect="1"/>
                     </pic:cNvPicPr>
                   </pic:nvPicPr>
                   <pic:blipFill>
-                    <a:blip r:embed="rId152"/>
+                    <a:blip r:embed="rId155"/>
                     <a:stretch>
                       <a:fillRect/>
                     </a:stretch>
@@ -5933,8 +6554,8 @@
         </w:drawing>
       </w:r>
     </w:p>
-    <w:bookmarkEnd w:id="155"/>
-    <w:bookmarkStart w:id="159" w:name="Xf74c45d509da34e3d2bac2f0a04b8a6ba58c17f"/>
+    <w:bookmarkEnd w:id="158"/>
+    <w:bookmarkStart w:id="162" w:name="Xf74c45d509da34e3d2bac2f0a04b8a6ba58c17f"/>
     <w:p>
       <w:pPr>
         <w:pStyle w:val="Heading2"/>
@@ -6004,18 +6625,18 @@
           <wp:inline>
             <wp:extent cx="5334000" cy="1703820"/>
             <wp:effectExtent b="0" l="0" r="0" t="0"/>
-            <wp:docPr descr="" title="" id="157" name="Picture"/>
+            <wp:docPr descr="" title="" id="160" name="Picture"/>
             <a:graphic>
               <a:graphicData uri="http://schemas.openxmlformats.org/drawingml/2006/picture">
                 <pic:pic>
                   <pic:nvPicPr>
-                    <pic:cNvPr descr="c11/images/ASA2019_9.png" id="158" name="Picture"/>
+                    <pic:cNvPr descr="c11/images/ASA2019_9.png" id="161" name="Picture"/>
                     <pic:cNvPicPr>
                       <a:picLocks noChangeArrowheads="1" noChangeAspect="1"/>
                     </pic:cNvPicPr>
                   </pic:nvPicPr>
                   <pic:blipFill>
-                    <a:blip r:embed="rId156"/>
+                    <a:blip r:embed="rId159"/>
                     <a:stretch>
                       <a:fillRect/>
                     </a:stretch>
@@ -6042,8 +6663,8 @@
         </w:drawing>
       </w:r>
     </w:p>
-    <w:bookmarkEnd w:id="159"/>
-    <w:bookmarkStart w:id="163" w:name="Xd47724bcc595b64f6d3d556b048aa7ed0716c61"/>
+    <w:bookmarkEnd w:id="162"/>
+    <w:bookmarkStart w:id="166" w:name="Xd47724bcc595b64f6d3d556b048aa7ed0716c61"/>
     <w:p>
       <w:pPr>
         <w:pStyle w:val="Heading2"/>
@@ -6113,18 +6734,18 @@
           <wp:inline>
             <wp:extent cx="5334000" cy="807537"/>
             <wp:effectExtent b="0" l="0" r="0" t="0"/>
-            <wp:docPr descr="" title="" id="161" name="Picture"/>
+            <wp:docPr descr="" title="" id="164" name="Picture"/>
             <a:graphic>
               <a:graphicData uri="http://schemas.openxmlformats.org/drawingml/2006/picture">
                 <pic:pic>
                   <pic:nvPicPr>
-                    <pic:cNvPr descr="c11/images/ASA2019_10.png" id="162" name="Picture"/>
+                    <pic:cNvPr descr="c11/images/ASA2019_10.png" id="165" name="Picture"/>
                     <pic:cNvPicPr>
                       <a:picLocks noChangeArrowheads="1" noChangeAspect="1"/>
                     </pic:cNvPicPr>
                   </pic:nvPicPr>
                   <pic:blipFill>
-                    <a:blip r:embed="rId160"/>
+                    <a:blip r:embed="rId163"/>
                     <a:stretch>
                       <a:fillRect/>
                     </a:stretch>
@@ -6151,8 +6772,8 @@
         </w:drawing>
       </w:r>
     </w:p>
-    <w:bookmarkEnd w:id="163"/>
-    <w:bookmarkStart w:id="167" w:name="X0c0d264b00fcc3c7d76abe8fcc6462e38f80672"/>
+    <w:bookmarkEnd w:id="166"/>
+    <w:bookmarkStart w:id="170" w:name="X0c0d264b00fcc3c7d76abe8fcc6462e38f80672"/>
     <w:p>
       <w:pPr>
         <w:pStyle w:val="Heading2"/>
@@ -6222,18 +6843,18 @@
           <wp:inline>
             <wp:extent cx="5334000" cy="2232508"/>
             <wp:effectExtent b="0" l="0" r="0" t="0"/>
-            <wp:docPr descr="" title="" id="165" name="Picture"/>
+            <wp:docPr descr="" title="" id="168" name="Picture"/>
             <a:graphic>
               <a:graphicData uri="http://schemas.openxmlformats.org/drawingml/2006/picture">
                 <pic:pic>
                   <pic:nvPicPr>
-                    <pic:cNvPr descr="c11/images/ASA2019_11.png" id="166" name="Picture"/>
+                    <pic:cNvPr descr="c11/images/ASA2019_11.png" id="169" name="Picture"/>
                     <pic:cNvPicPr>
                       <a:picLocks noChangeArrowheads="1" noChangeAspect="1"/>
                     </pic:cNvPicPr>
                   </pic:nvPicPr>
                   <pic:blipFill>
-                    <a:blip r:embed="rId164"/>
+                    <a:blip r:embed="rId167"/>
                     <a:stretch>
                       <a:fillRect/>
                     </a:stretch>
@@ -6260,8 +6881,8 @@
         </w:drawing>
       </w:r>
     </w:p>
-    <w:bookmarkEnd w:id="167"/>
-    <w:bookmarkStart w:id="168" w:name="X5675fe90d4505be5804ed76de42b0db58066241"/>
+    <w:bookmarkEnd w:id="170"/>
+    <w:bookmarkStart w:id="171" w:name="X5675fe90d4505be5804ed76de42b0db58066241"/>
     <w:p>
       <w:pPr>
         <w:pStyle w:val="Heading2"/>
@@ -6338,8 +6959,8 @@
         <w:t xml:space="preserve">Be modest by encouraging others to reproduce your work. Of course, for it to be reproduced readily, you will necessarily have been thoughtful in conducting the research and open in presenting it.</w:t>
       </w:r>
     </w:p>
-    <w:bookmarkEnd w:id="168"/>
-    <w:bookmarkStart w:id="169" w:name="what-i-think-i-think-now"/>
+    <w:bookmarkEnd w:id="171"/>
+    <w:bookmarkStart w:id="172" w:name="what-i-think-i-think-now"/>
     <w:p>
       <w:pPr>
         <w:pStyle w:val="Heading2"/>
@@ -6353,7 +6974,7 @@
         <w:pStyle w:val="Compact"/>
         <w:numPr>
           <w:ilvl w:val="0"/>
-          <w:numId w:val="1035"/>
+          <w:numId w:val="1047"/>
         </w:numPr>
       </w:pPr>
       <w:r>
@@ -6365,7 +6986,7 @@
         <w:pStyle w:val="Compact"/>
         <w:numPr>
           <w:ilvl w:val="1"/>
-          <w:numId w:val="1036"/>
+          <w:numId w:val="1048"/>
         </w:numPr>
       </w:pPr>
       <w:r>
@@ -6377,7 +6998,7 @@
         <w:pStyle w:val="Compact"/>
         <w:numPr>
           <w:ilvl w:val="1"/>
-          <w:numId w:val="1036"/>
+          <w:numId w:val="1048"/>
         </w:numPr>
       </w:pPr>
       <w:r>
@@ -6405,15 +7026,15 @@
         <w:pStyle w:val="Compact"/>
         <w:numPr>
           <w:ilvl w:val="1"/>
-          <w:numId w:val="1036"/>
+          <w:numId w:val="1048"/>
         </w:numPr>
       </w:pPr>
       <w:r>
         <w:t xml:space="preserve">Replication is far more useful than I thought it was.</w:t>
       </w:r>
     </w:p>
-    <w:bookmarkEnd w:id="169"/>
-    <w:bookmarkStart w:id="170" w:name="what-i-think-i-think-now-1"/>
+    <w:bookmarkEnd w:id="172"/>
+    <w:bookmarkStart w:id="173" w:name="what-i-think-i-think-now-1"/>
     <w:p>
       <w:pPr>
         <w:pStyle w:val="Heading2"/>
@@ -6427,7 +7048,7 @@
         <w:pStyle w:val="Compact"/>
         <w:numPr>
           <w:ilvl w:val="0"/>
-          <w:numId w:val="1037"/>
+          <w:numId w:val="1049"/>
         </w:numPr>
       </w:pPr>
       <w:r>
@@ -6439,7 +7060,7 @@
         <w:pStyle w:val="Compact"/>
         <w:numPr>
           <w:ilvl w:val="1"/>
-          <w:numId w:val="1038"/>
+          <w:numId w:val="1050"/>
         </w:numPr>
       </w:pPr>
       <w:r>
@@ -6451,7 +7072,7 @@
         <w:pStyle w:val="Compact"/>
         <w:numPr>
           <w:ilvl w:val="1"/>
-          <w:numId w:val="1038"/>
+          <w:numId w:val="1050"/>
         </w:numPr>
       </w:pPr>
       <w:r>
@@ -6469,7 +7090,7 @@
         <w:pStyle w:val="Compact"/>
         <w:numPr>
           <w:ilvl w:val="0"/>
-          <w:numId w:val="1037"/>
+          <w:numId w:val="1049"/>
         </w:numPr>
       </w:pPr>
       <w:r>
@@ -6481,15 +7102,15 @@
         <w:pStyle w:val="Compact"/>
         <w:numPr>
           <w:ilvl w:val="1"/>
-          <w:numId w:val="1039"/>
+          <w:numId w:val="1051"/>
         </w:numPr>
       </w:pPr>
       <w:r>
         <w:t xml:space="preserve">The biggest mistake I make regularly is throwing away useful data, and I’m not the only one with this problem.</w:t>
       </w:r>
     </w:p>
-    <w:bookmarkEnd w:id="170"/>
-    <w:bookmarkStart w:id="171" w:name="what-i-think-i-think-now-2"/>
+    <w:bookmarkEnd w:id="173"/>
+    <w:bookmarkStart w:id="174" w:name="what-i-think-i-think-now-2"/>
     <w:p>
       <w:pPr>
         <w:pStyle w:val="Heading2"/>
@@ -6503,7 +7124,7 @@
         <w:pStyle w:val="Compact"/>
         <w:numPr>
           <w:ilvl w:val="0"/>
-          <w:numId w:val="1040"/>
+          <w:numId w:val="1052"/>
         </w:numPr>
       </w:pPr>
       <w:r>
@@ -6515,7 +7136,7 @@
         <w:pStyle w:val="Compact"/>
         <w:numPr>
           <w:ilvl w:val="1"/>
-          <w:numId w:val="1041"/>
+          <w:numId w:val="1053"/>
         </w:numPr>
       </w:pPr>
       <w:r>
@@ -6527,7 +7148,7 @@
         <w:pStyle w:val="Compact"/>
         <w:numPr>
           <w:ilvl w:val="1"/>
-          <w:numId w:val="1041"/>
+          <w:numId w:val="1053"/>
         </w:numPr>
       </w:pPr>
       <w:r>
@@ -6539,15 +7160,15 @@
         <w:pStyle w:val="Compact"/>
         <w:numPr>
           <w:ilvl w:val="0"/>
-          <w:numId w:val="1040"/>
+          <w:numId w:val="1052"/>
         </w:numPr>
       </w:pPr>
       <w:r>
         <w:t xml:space="preserve">I have A LOT to learn.</w:t>
       </w:r>
     </w:p>
-    <w:bookmarkEnd w:id="171"/>
-    <w:bookmarkEnd w:id="172"/>
+    <w:bookmarkEnd w:id="174"/>
+    <w:bookmarkEnd w:id="175"/>
     <w:sectPr>
       <w:footnotePr>
         <w:numRestart w:val="eachSect"/>
@@ -6928,18 +7549,6 @@
     <w:abstractNumId w:val="991"/>
   </w:num>
   <w:num w:numId="1018">
-    <w:abstractNumId w:val="991"/>
-  </w:num>
-  <w:num w:numId="1019">
-    <w:abstractNumId w:val="991"/>
-  </w:num>
-  <w:num w:numId="1020">
-    <w:abstractNumId w:val="991"/>
-  </w:num>
-  <w:num w:numId="1021">
-    <w:abstractNumId w:val="991"/>
-  </w:num>
-  <w:num w:numId="1022">
     <w:abstractNumId w:val="99411"/>
     <w:lvlOverride w:ilvl="0">
       <w:startOverride w:val="1"/>
@@ -6969,34 +7578,7 @@
       <w:startOverride w:val="1"/>
     </w:lvlOverride>
   </w:num>
-  <w:num w:numId="1023">
-    <w:abstractNumId w:val="991"/>
-  </w:num>
-  <w:num w:numId="1024">
-    <w:abstractNumId w:val="991"/>
-  </w:num>
-  <w:num w:numId="1025">
-    <w:abstractNumId w:val="991"/>
-  </w:num>
-  <w:num w:numId="1026">
-    <w:abstractNumId w:val="991"/>
-  </w:num>
-  <w:num w:numId="1027">
-    <w:abstractNumId w:val="991"/>
-  </w:num>
-  <w:num w:numId="1028">
-    <w:abstractNumId w:val="991"/>
-  </w:num>
-  <w:num w:numId="1029">
-    <w:abstractNumId w:val="991"/>
-  </w:num>
-  <w:num w:numId="1030">
-    <w:abstractNumId w:val="991"/>
-  </w:num>
-  <w:num w:numId="1031">
-    <w:abstractNumId w:val="991"/>
-  </w:num>
-  <w:num w:numId="1032">
+  <w:num w:numId="1019">
     <w:abstractNumId w:val="99411"/>
     <w:lvlOverride w:ilvl="0">
       <w:startOverride w:val="1"/>
@@ -7026,11 +7608,104 @@
       <w:startOverride w:val="1"/>
     </w:lvlOverride>
   </w:num>
+  <w:num w:numId="1020">
+    <w:abstractNumId w:val="99411"/>
+    <w:lvlOverride w:ilvl="0">
+      <w:startOverride w:val="1"/>
+    </w:lvlOverride>
+    <w:lvlOverride w:ilvl="1">
+      <w:startOverride w:val="1"/>
+    </w:lvlOverride>
+    <w:lvlOverride w:ilvl="2">
+      <w:startOverride w:val="1"/>
+    </w:lvlOverride>
+    <w:lvlOverride w:ilvl="3">
+      <w:startOverride w:val="1"/>
+    </w:lvlOverride>
+    <w:lvlOverride w:ilvl="4">
+      <w:startOverride w:val="1"/>
+    </w:lvlOverride>
+    <w:lvlOverride w:ilvl="5">
+      <w:startOverride w:val="1"/>
+    </w:lvlOverride>
+    <w:lvlOverride w:ilvl="6">
+      <w:startOverride w:val="1"/>
+    </w:lvlOverride>
+    <w:lvlOverride w:ilvl="7">
+      <w:startOverride w:val="1"/>
+    </w:lvlOverride>
+    <w:lvlOverride w:ilvl="8">
+      <w:startOverride w:val="1"/>
+    </w:lvlOverride>
+  </w:num>
+  <w:num w:numId="1021">
+    <w:abstractNumId w:val="991"/>
+  </w:num>
+  <w:num w:numId="1022">
+    <w:abstractNumId w:val="991"/>
+  </w:num>
+  <w:num w:numId="1023">
+    <w:abstractNumId w:val="991"/>
+  </w:num>
+  <w:num w:numId="1024">
+    <w:abstractNumId w:val="991"/>
+  </w:num>
+  <w:num w:numId="1025">
+    <w:abstractNumId w:val="991"/>
+  </w:num>
+  <w:num w:numId="1026">
+    <w:abstractNumId w:val="991"/>
+  </w:num>
+  <w:num w:numId="1027">
+    <w:abstractNumId w:val="991"/>
+  </w:num>
+  <w:num w:numId="1028">
+    <w:abstractNumId w:val="991"/>
+  </w:num>
+  <w:num w:numId="1029">
+    <w:abstractNumId w:val="991"/>
+  </w:num>
+  <w:num w:numId="1030">
+    <w:abstractNumId w:val="991"/>
+  </w:num>
+  <w:num w:numId="1031">
+    <w:abstractNumId w:val="991"/>
+  </w:num>
+  <w:num w:numId="1032">
+    <w:abstractNumId w:val="991"/>
+  </w:num>
   <w:num w:numId="1033">
     <w:abstractNumId w:val="991"/>
   </w:num>
   <w:num w:numId="1034">
-    <w:abstractNumId w:val="991"/>
+    <w:abstractNumId w:val="99411"/>
+    <w:lvlOverride w:ilvl="0">
+      <w:startOverride w:val="1"/>
+    </w:lvlOverride>
+    <w:lvlOverride w:ilvl="1">
+      <w:startOverride w:val="1"/>
+    </w:lvlOverride>
+    <w:lvlOverride w:ilvl="2">
+      <w:startOverride w:val="1"/>
+    </w:lvlOverride>
+    <w:lvlOverride w:ilvl="3">
+      <w:startOverride w:val="1"/>
+    </w:lvlOverride>
+    <w:lvlOverride w:ilvl="4">
+      <w:startOverride w:val="1"/>
+    </w:lvlOverride>
+    <w:lvlOverride w:ilvl="5">
+      <w:startOverride w:val="1"/>
+    </w:lvlOverride>
+    <w:lvlOverride w:ilvl="6">
+      <w:startOverride w:val="1"/>
+    </w:lvlOverride>
+    <w:lvlOverride w:ilvl="7">
+      <w:startOverride w:val="1"/>
+    </w:lvlOverride>
+    <w:lvlOverride w:ilvl="8">
+      <w:startOverride w:val="1"/>
+    </w:lvlOverride>
   </w:num>
   <w:num w:numId="1035">
     <w:abstractNumId w:val="991"/>
@@ -7051,6 +7726,69 @@
     <w:abstractNumId w:val="991"/>
   </w:num>
   <w:num w:numId="1041">
+    <w:abstractNumId w:val="991"/>
+  </w:num>
+  <w:num w:numId="1042">
+    <w:abstractNumId w:val="991"/>
+  </w:num>
+  <w:num w:numId="1043">
+    <w:abstractNumId w:val="991"/>
+  </w:num>
+  <w:num w:numId="1044">
+    <w:abstractNumId w:val="99411"/>
+    <w:lvlOverride w:ilvl="0">
+      <w:startOverride w:val="1"/>
+    </w:lvlOverride>
+    <w:lvlOverride w:ilvl="1">
+      <w:startOverride w:val="1"/>
+    </w:lvlOverride>
+    <w:lvlOverride w:ilvl="2">
+      <w:startOverride w:val="1"/>
+    </w:lvlOverride>
+    <w:lvlOverride w:ilvl="3">
+      <w:startOverride w:val="1"/>
+    </w:lvlOverride>
+    <w:lvlOverride w:ilvl="4">
+      <w:startOverride w:val="1"/>
+    </w:lvlOverride>
+    <w:lvlOverride w:ilvl="5">
+      <w:startOverride w:val="1"/>
+    </w:lvlOverride>
+    <w:lvlOverride w:ilvl="6">
+      <w:startOverride w:val="1"/>
+    </w:lvlOverride>
+    <w:lvlOverride w:ilvl="7">
+      <w:startOverride w:val="1"/>
+    </w:lvlOverride>
+    <w:lvlOverride w:ilvl="8">
+      <w:startOverride w:val="1"/>
+    </w:lvlOverride>
+  </w:num>
+  <w:num w:numId="1045">
+    <w:abstractNumId w:val="991"/>
+  </w:num>
+  <w:num w:numId="1046">
+    <w:abstractNumId w:val="991"/>
+  </w:num>
+  <w:num w:numId="1047">
+    <w:abstractNumId w:val="991"/>
+  </w:num>
+  <w:num w:numId="1048">
+    <w:abstractNumId w:val="991"/>
+  </w:num>
+  <w:num w:numId="1049">
+    <w:abstractNumId w:val="991"/>
+  </w:num>
+  <w:num w:numId="1050">
+    <w:abstractNumId w:val="991"/>
+  </w:num>
+  <w:num w:numId="1051">
+    <w:abstractNumId w:val="991"/>
+  </w:num>
+  <w:num w:numId="1052">
+    <w:abstractNumId w:val="991"/>
+  </w:num>
+  <w:num w:numId="1053">
     <w:abstractNumId w:val="991"/>
   </w:num>
 </w:numbering>
